--- a/doc/manual/Y8960_Programmer's_manual.docx
+++ b/doc/manual/Y8960_Programmer's_manual.docx
@@ -168,7 +168,13 @@
     <w:sdt>
       <w:sdtPr>
         <w:rPr>
+          <w:rFonts w:asciiTheme="minorHAnsi" w:eastAsiaTheme="minorEastAsia" w:hAnsiTheme="minorHAnsi" w:cstheme="minorBidi"/>
+          <w:color w:val="auto"/>
+          <w:kern w:val="2"/>
+          <w:sz w:val="21"/>
+          <w:szCs w:val="24"/>
           <w:lang w:val="ja-JP"/>
+          <w14:ligatures w14:val="standardContextual"/>
         </w:rPr>
         <w:id w:val="-1963027026"/>
         <w:docPartObj>
@@ -178,14 +184,8 @@
       </w:sdtPr>
       <w:sdtEndPr>
         <w:rPr>
-          <w:rFonts w:asciiTheme="minorHAnsi" w:eastAsiaTheme="minorEastAsia" w:hAnsiTheme="minorHAnsi" w:cstheme="minorBidi"/>
           <w:b/>
           <w:bCs/>
-          <w:color w:val="auto"/>
-          <w:kern w:val="2"/>
-          <w:sz w:val="21"/>
-          <w:szCs w:val="24"/>
-          <w14:ligatures w14:val="standardContextual"/>
         </w:rPr>
       </w:sdtEndPr>
       <w:sdtContent>
@@ -219,7 +219,7 @@
           <w:r>
             <w:fldChar w:fldCharType="separate"/>
           </w:r>
-          <w:hyperlink w:anchor="_Toc222982110" w:history="1">
+          <w:hyperlink w:anchor="_Toc223069086" w:history="1">
             <w:r>
               <w:rPr>
                 <w:rStyle w:val="ab"/>
@@ -246,7 +246,7 @@
                 <w:noProof/>
                 <w:webHidden/>
               </w:rPr>
-              <w:instrText xml:space="preserve"> PAGEREF _Toc222982110 \h </w:instrText>
+              <w:instrText xml:space="preserve"> PAGEREF _Toc223069086 \h </w:instrText>
             </w:r>
             <w:r>
               <w:rPr>
@@ -287,13 +287,13 @@
               <w:noProof/>
             </w:rPr>
           </w:pPr>
-          <w:hyperlink w:anchor="_Toc222982111" w:history="1">
+          <w:hyperlink w:anchor="_Toc223069087" w:history="1">
             <w:r>
               <w:rPr>
                 <w:rStyle w:val="ab"/>
                 <w:noProof/>
               </w:rPr>
-              <w:t>1.1 本製品について</w:t>
+              <w:t>1.1 はじめに</w:t>
             </w:r>
             <w:r>
               <w:rPr>
@@ -314,7 +314,7 @@
                 <w:noProof/>
                 <w:webHidden/>
               </w:rPr>
-              <w:instrText xml:space="preserve"> PAGEREF _Toc222982111 \h </w:instrText>
+              <w:instrText xml:space="preserve"> PAGEREF _Toc223069087 \h </w:instrText>
             </w:r>
             <w:r>
               <w:rPr>
@@ -355,7 +355,7 @@
               <w:noProof/>
             </w:rPr>
           </w:pPr>
-          <w:hyperlink w:anchor="_Toc222982112" w:history="1">
+          <w:hyperlink w:anchor="_Toc223069088" w:history="1">
             <w:r>
               <w:rPr>
                 <w:rStyle w:val="ab"/>
@@ -382,7 +382,7 @@
                 <w:noProof/>
                 <w:webHidden/>
               </w:rPr>
-              <w:instrText xml:space="preserve"> PAGEREF _Toc222982112 \h </w:instrText>
+              <w:instrText xml:space="preserve"> PAGEREF _Toc223069088 \h </w:instrText>
             </w:r>
             <w:r>
               <w:rPr>
@@ -423,7 +423,7 @@
               <w:noProof/>
             </w:rPr>
           </w:pPr>
-          <w:hyperlink w:anchor="_Toc222982113" w:history="1">
+          <w:hyperlink w:anchor="_Toc223069089" w:history="1">
             <w:r>
               <w:rPr>
                 <w:rStyle w:val="ab"/>
@@ -450,7 +450,7 @@
                 <w:noProof/>
                 <w:webHidden/>
               </w:rPr>
-              <w:instrText xml:space="preserve"> PAGEREF _Toc222982113 \h </w:instrText>
+              <w:instrText xml:space="preserve"> PAGEREF _Toc223069089 \h </w:instrText>
             </w:r>
             <w:r>
               <w:rPr>
@@ -491,7 +491,7 @@
               <w:noProof/>
             </w:rPr>
           </w:pPr>
-          <w:hyperlink w:anchor="_Toc222982114" w:history="1">
+          <w:hyperlink w:anchor="_Toc223069090" w:history="1">
             <w:r>
               <w:rPr>
                 <w:rStyle w:val="ab"/>
@@ -518,7 +518,7 @@
                 <w:noProof/>
                 <w:webHidden/>
               </w:rPr>
-              <w:instrText xml:space="preserve"> PAGEREF _Toc222982114 \h </w:instrText>
+              <w:instrText xml:space="preserve"> PAGEREF _Toc223069090 \h </w:instrText>
             </w:r>
             <w:r>
               <w:rPr>
@@ -559,7 +559,7 @@
               <w:noProof/>
             </w:rPr>
           </w:pPr>
-          <w:hyperlink w:anchor="_Toc222982115" w:history="1">
+          <w:hyperlink w:anchor="_Toc223069091" w:history="1">
             <w:r>
               <w:rPr>
                 <w:rStyle w:val="ab"/>
@@ -586,7 +586,7 @@
                 <w:noProof/>
                 <w:webHidden/>
               </w:rPr>
-              <w:instrText xml:space="preserve"> PAGEREF _Toc222982115 \h </w:instrText>
+              <w:instrText xml:space="preserve"> PAGEREF _Toc223069091 \h </w:instrText>
             </w:r>
             <w:r>
               <w:rPr>
@@ -627,7 +627,7 @@
               <w:noProof/>
             </w:rPr>
           </w:pPr>
-          <w:hyperlink w:anchor="_Toc222982116" w:history="1">
+          <w:hyperlink w:anchor="_Toc223069092" w:history="1">
             <w:r>
               <w:rPr>
                 <w:rStyle w:val="ab"/>
@@ -654,7 +654,7 @@
                 <w:noProof/>
                 <w:webHidden/>
               </w:rPr>
-              <w:instrText xml:space="preserve"> PAGEREF _Toc222982116 \h </w:instrText>
+              <w:instrText xml:space="preserve"> PAGEREF _Toc223069092 \h </w:instrText>
             </w:r>
             <w:r>
               <w:rPr>
@@ -695,13 +695,13 @@
               <w:noProof/>
             </w:rPr>
           </w:pPr>
-          <w:hyperlink w:anchor="_Toc222982117" w:history="1">
+          <w:hyperlink w:anchor="_Toc223069093" w:history="1">
             <w:r>
               <w:rPr>
                 <w:rStyle w:val="ab"/>
                 <w:noProof/>
               </w:rPr>
-              <w:t>3.1 I/Oアドレス割り当て</w:t>
+              <w:t>3.1 I/Oアドレス</w:t>
             </w:r>
             <w:r>
               <w:rPr>
@@ -722,7 +722,7 @@
                 <w:noProof/>
                 <w:webHidden/>
               </w:rPr>
-              <w:instrText xml:space="preserve"> PAGEREF _Toc222982117 \h </w:instrText>
+              <w:instrText xml:space="preserve"> PAGEREF _Toc223069093 \h </w:instrText>
             </w:r>
             <w:r>
               <w:rPr>
@@ -763,7 +763,7 @@
               <w:noProof/>
             </w:rPr>
           </w:pPr>
-          <w:hyperlink w:anchor="_Toc222982118" w:history="1">
+          <w:hyperlink w:anchor="_Toc223069094" w:history="1">
             <w:r>
               <w:rPr>
                 <w:rStyle w:val="ab"/>
@@ -790,7 +790,7 @@
                 <w:noProof/>
                 <w:webHidden/>
               </w:rPr>
-              <w:instrText xml:space="preserve"> PAGEREF _Toc222982118 \h </w:instrText>
+              <w:instrText xml:space="preserve"> PAGEREF _Toc223069094 \h </w:instrText>
             </w:r>
             <w:r>
               <w:rPr>
@@ -831,7 +831,7 @@
               <w:noProof/>
             </w:rPr>
           </w:pPr>
-          <w:hyperlink w:anchor="_Toc222982119" w:history="1">
+          <w:hyperlink w:anchor="_Toc223069095" w:history="1">
             <w:r>
               <w:rPr>
                 <w:rStyle w:val="ab"/>
@@ -858,7 +858,7 @@
                 <w:noProof/>
                 <w:webHidden/>
               </w:rPr>
-              <w:instrText xml:space="preserve"> PAGEREF _Toc222982119 \h </w:instrText>
+              <w:instrText xml:space="preserve"> PAGEREF _Toc223069095 \h </w:instrText>
             </w:r>
             <w:r>
               <w:rPr>
@@ -899,7 +899,7 @@
               <w:noProof/>
             </w:rPr>
           </w:pPr>
-          <w:hyperlink w:anchor="_Toc222982120" w:history="1">
+          <w:hyperlink w:anchor="_Toc223069096" w:history="1">
             <w:r>
               <w:rPr>
                 <w:rStyle w:val="ab"/>
@@ -926,7 +926,7 @@
                 <w:noProof/>
                 <w:webHidden/>
               </w:rPr>
-              <w:instrText xml:space="preserve"> PAGEREF _Toc222982120 \h </w:instrText>
+              <w:instrText xml:space="preserve"> PAGEREF _Toc223069096 \h </w:instrText>
             </w:r>
             <w:r>
               <w:rPr>
@@ -946,7 +946,7 @@
                 <w:noProof/>
                 <w:webHidden/>
               </w:rPr>
-              <w:t>4</w:t>
+              <w:t>5</w:t>
             </w:r>
             <w:r>
               <w:rPr>
@@ -967,7 +967,7 @@
               <w:noProof/>
             </w:rPr>
           </w:pPr>
-          <w:hyperlink w:anchor="_Toc222982121" w:history="1">
+          <w:hyperlink w:anchor="_Toc223069097" w:history="1">
             <w:r>
               <w:rPr>
                 <w:rStyle w:val="ab"/>
@@ -994,7 +994,7 @@
                 <w:noProof/>
                 <w:webHidden/>
               </w:rPr>
-              <w:instrText xml:space="preserve"> PAGEREF _Toc222982121 \h </w:instrText>
+              <w:instrText xml:space="preserve"> PAGEREF _Toc223069097 \h </w:instrText>
             </w:r>
             <w:r>
               <w:rPr>
@@ -1014,7 +1014,7 @@
                 <w:noProof/>
                 <w:webHidden/>
               </w:rPr>
-              <w:t>4</w:t>
+              <w:t>5</w:t>
             </w:r>
             <w:r>
               <w:rPr>
@@ -1035,7 +1035,7 @@
               <w:noProof/>
             </w:rPr>
           </w:pPr>
-          <w:hyperlink w:anchor="_Toc222982122" w:history="1">
+          <w:hyperlink w:anchor="_Toc223069098" w:history="1">
             <w:r>
               <w:rPr>
                 <w:rStyle w:val="ab"/>
@@ -1062,7 +1062,7 @@
                 <w:noProof/>
                 <w:webHidden/>
               </w:rPr>
-              <w:instrText xml:space="preserve"> PAGEREF _Toc222982122 \h </w:instrText>
+              <w:instrText xml:space="preserve"> PAGEREF _Toc223069098 \h </w:instrText>
             </w:r>
             <w:r>
               <w:rPr>
@@ -1103,7 +1103,7 @@
               <w:noProof/>
             </w:rPr>
           </w:pPr>
-          <w:hyperlink w:anchor="_Toc222982123" w:history="1">
+          <w:hyperlink w:anchor="_Toc223069099" w:history="1">
             <w:r>
               <w:rPr>
                 <w:rStyle w:val="ab"/>
@@ -1130,7 +1130,7 @@
                 <w:noProof/>
                 <w:webHidden/>
               </w:rPr>
-              <w:instrText xml:space="preserve"> PAGEREF _Toc222982123 \h </w:instrText>
+              <w:instrText xml:space="preserve"> PAGEREF _Toc223069099 \h </w:instrText>
             </w:r>
             <w:r>
               <w:rPr>
@@ -1171,7 +1171,7 @@
               <w:noProof/>
             </w:rPr>
           </w:pPr>
-          <w:hyperlink w:anchor="_Toc222982124" w:history="1">
+          <w:hyperlink w:anchor="_Toc223069100" w:history="1">
             <w:r>
               <w:rPr>
                 <w:rStyle w:val="ab"/>
@@ -1198,7 +1198,7 @@
                 <w:noProof/>
                 <w:webHidden/>
               </w:rPr>
-              <w:instrText xml:space="preserve"> PAGEREF _Toc222982124 \h </w:instrText>
+              <w:instrText xml:space="preserve"> PAGEREF _Toc223069100 \h </w:instrText>
             </w:r>
             <w:r>
               <w:rPr>
@@ -1218,7 +1218,7 @@
                 <w:noProof/>
                 <w:webHidden/>
               </w:rPr>
-              <w:t>5</w:t>
+              <w:t>7</w:t>
             </w:r>
             <w:r>
               <w:rPr>
@@ -1239,7 +1239,7 @@
               <w:noProof/>
             </w:rPr>
           </w:pPr>
-          <w:hyperlink w:anchor="_Toc222982125" w:history="1">
+          <w:hyperlink w:anchor="_Toc223069101" w:history="1">
             <w:r>
               <w:rPr>
                 <w:rStyle w:val="ab"/>
@@ -1266,7 +1266,7 @@
                 <w:noProof/>
                 <w:webHidden/>
               </w:rPr>
-              <w:instrText xml:space="preserve"> PAGEREF _Toc222982125 \h </w:instrText>
+              <w:instrText xml:space="preserve"> PAGEREF _Toc223069101 \h </w:instrText>
             </w:r>
             <w:r>
               <w:rPr>
@@ -1286,7 +1286,7 @@
                 <w:noProof/>
                 <w:webHidden/>
               </w:rPr>
-              <w:t>5</w:t>
+              <w:t>7</w:t>
             </w:r>
             <w:r>
               <w:rPr>
@@ -1307,7 +1307,7 @@
               <w:noProof/>
             </w:rPr>
           </w:pPr>
-          <w:hyperlink w:anchor="_Toc222982126" w:history="1">
+          <w:hyperlink w:anchor="_Toc223069102" w:history="1">
             <w:r>
               <w:rPr>
                 <w:rStyle w:val="ab"/>
@@ -1334,7 +1334,7 @@
                 <w:noProof/>
                 <w:webHidden/>
               </w:rPr>
-              <w:instrText xml:space="preserve"> PAGEREF _Toc222982126 \h </w:instrText>
+              <w:instrText xml:space="preserve"> PAGEREF _Toc223069102 \h </w:instrText>
             </w:r>
             <w:r>
               <w:rPr>
@@ -1354,7 +1354,7 @@
                 <w:noProof/>
                 <w:webHidden/>
               </w:rPr>
-              <w:t>5</w:t>
+              <w:t>7</w:t>
             </w:r>
             <w:r>
               <w:rPr>
@@ -1375,7 +1375,7 @@
               <w:noProof/>
             </w:rPr>
           </w:pPr>
-          <w:hyperlink w:anchor="_Toc222982127" w:history="1">
+          <w:hyperlink w:anchor="_Toc223069103" w:history="1">
             <w:r>
               <w:rPr>
                 <w:rStyle w:val="ab"/>
@@ -1402,7 +1402,7 @@
                 <w:noProof/>
                 <w:webHidden/>
               </w:rPr>
-              <w:instrText xml:space="preserve"> PAGEREF _Toc222982127 \h </w:instrText>
+              <w:instrText xml:space="preserve"> PAGEREF _Toc223069103 \h </w:instrText>
             </w:r>
             <w:r>
               <w:rPr>
@@ -1422,7 +1422,7 @@
                 <w:noProof/>
                 <w:webHidden/>
               </w:rPr>
-              <w:t>5</w:t>
+              <w:t>7</w:t>
             </w:r>
             <w:r>
               <w:rPr>
@@ -1443,7 +1443,7 @@
               <w:noProof/>
             </w:rPr>
           </w:pPr>
-          <w:hyperlink w:anchor="_Toc222982128" w:history="1">
+          <w:hyperlink w:anchor="_Toc223069104" w:history="1">
             <w:r>
               <w:rPr>
                 <w:rStyle w:val="ab"/>
@@ -1470,7 +1470,7 @@
                 <w:noProof/>
                 <w:webHidden/>
               </w:rPr>
-              <w:instrText xml:space="preserve"> PAGEREF _Toc222982128 \h </w:instrText>
+              <w:instrText xml:space="preserve"> PAGEREF _Toc223069104 \h </w:instrText>
             </w:r>
             <w:r>
               <w:rPr>
@@ -1490,7 +1490,7 @@
                 <w:noProof/>
                 <w:webHidden/>
               </w:rPr>
-              <w:t>5</w:t>
+              <w:t>7</w:t>
             </w:r>
             <w:r>
               <w:rPr>
@@ -1511,7 +1511,7 @@
               <w:noProof/>
             </w:rPr>
           </w:pPr>
-          <w:hyperlink w:anchor="_Toc222982129" w:history="1">
+          <w:hyperlink w:anchor="_Toc223069105" w:history="1">
             <w:r>
               <w:rPr>
                 <w:rStyle w:val="ab"/>
@@ -1538,7 +1538,7 @@
                 <w:noProof/>
                 <w:webHidden/>
               </w:rPr>
-              <w:instrText xml:space="preserve"> PAGEREF _Toc222982129 \h </w:instrText>
+              <w:instrText xml:space="preserve"> PAGEREF _Toc223069105 \h </w:instrText>
             </w:r>
             <w:r>
               <w:rPr>
@@ -1558,7 +1558,7 @@
                 <w:noProof/>
                 <w:webHidden/>
               </w:rPr>
-              <w:t>6</w:t>
+              <w:t>7</w:t>
             </w:r>
             <w:r>
               <w:rPr>
@@ -1579,7 +1579,7 @@
               <w:noProof/>
             </w:rPr>
           </w:pPr>
-          <w:hyperlink w:anchor="_Toc222982130" w:history="1">
+          <w:hyperlink w:anchor="_Toc223069106" w:history="1">
             <w:r>
               <w:rPr>
                 <w:rStyle w:val="ab"/>
@@ -1606,7 +1606,7 @@
                 <w:noProof/>
                 <w:webHidden/>
               </w:rPr>
-              <w:instrText xml:space="preserve"> PAGEREF _Toc222982130 \h </w:instrText>
+              <w:instrText xml:space="preserve"> PAGEREF _Toc223069106 \h </w:instrText>
             </w:r>
             <w:r>
               <w:rPr>
@@ -1626,7 +1626,7 @@
                 <w:noProof/>
                 <w:webHidden/>
               </w:rPr>
-              <w:t>6</w:t>
+              <w:t>7</w:t>
             </w:r>
             <w:r>
               <w:rPr>
@@ -1647,7 +1647,7 @@
               <w:noProof/>
             </w:rPr>
           </w:pPr>
-          <w:hyperlink w:anchor="_Toc222982131" w:history="1">
+          <w:hyperlink w:anchor="_Toc223069107" w:history="1">
             <w:r>
               <w:rPr>
                 <w:rStyle w:val="ab"/>
@@ -1674,7 +1674,7 @@
                 <w:noProof/>
                 <w:webHidden/>
               </w:rPr>
-              <w:instrText xml:space="preserve"> PAGEREF _Toc222982131 \h </w:instrText>
+              <w:instrText xml:space="preserve"> PAGEREF _Toc223069107 \h </w:instrText>
             </w:r>
             <w:r>
               <w:rPr>
@@ -1694,7 +1694,7 @@
                 <w:noProof/>
                 <w:webHidden/>
               </w:rPr>
-              <w:t>6</w:t>
+              <w:t>7</w:t>
             </w:r>
             <w:r>
               <w:rPr>
@@ -1715,7 +1715,7 @@
               <w:noProof/>
             </w:rPr>
           </w:pPr>
-          <w:hyperlink w:anchor="_Toc222982132" w:history="1">
+          <w:hyperlink w:anchor="_Toc223069108" w:history="1">
             <w:r>
               <w:rPr>
                 <w:rStyle w:val="ab"/>
@@ -1742,7 +1742,7 @@
                 <w:noProof/>
                 <w:webHidden/>
               </w:rPr>
-              <w:instrText xml:space="preserve"> PAGEREF _Toc222982132 \h </w:instrText>
+              <w:instrText xml:space="preserve"> PAGEREF _Toc223069108 \h </w:instrText>
             </w:r>
             <w:r>
               <w:rPr>
@@ -1762,7 +1762,7 @@
                 <w:noProof/>
                 <w:webHidden/>
               </w:rPr>
-              <w:t>6</w:t>
+              <w:t>8</w:t>
             </w:r>
             <w:r>
               <w:rPr>
@@ -1783,7 +1783,7 @@
               <w:noProof/>
             </w:rPr>
           </w:pPr>
-          <w:hyperlink w:anchor="_Toc222982133" w:history="1">
+          <w:hyperlink w:anchor="_Toc223069109" w:history="1">
             <w:r>
               <w:rPr>
                 <w:rStyle w:val="ab"/>
@@ -1810,7 +1810,7 @@
                 <w:noProof/>
                 <w:webHidden/>
               </w:rPr>
-              <w:instrText xml:space="preserve"> PAGEREF _Toc222982133 \h </w:instrText>
+              <w:instrText xml:space="preserve"> PAGEREF _Toc223069109 \h </w:instrText>
             </w:r>
             <w:r>
               <w:rPr>
@@ -1830,7 +1830,7 @@
                 <w:noProof/>
                 <w:webHidden/>
               </w:rPr>
-              <w:t>6</w:t>
+              <w:t>8</w:t>
             </w:r>
             <w:r>
               <w:rPr>
@@ -1851,7 +1851,7 @@
               <w:noProof/>
             </w:rPr>
           </w:pPr>
-          <w:hyperlink w:anchor="_Toc222982134" w:history="1">
+          <w:hyperlink w:anchor="_Toc223069110" w:history="1">
             <w:r>
               <w:rPr>
                 <w:rStyle w:val="ab"/>
@@ -1878,7 +1878,7 @@
                 <w:noProof/>
                 <w:webHidden/>
               </w:rPr>
-              <w:instrText xml:space="preserve"> PAGEREF _Toc222982134 \h </w:instrText>
+              <w:instrText xml:space="preserve"> PAGEREF _Toc223069110 \h </w:instrText>
             </w:r>
             <w:r>
               <w:rPr>
@@ -1898,7 +1898,7 @@
                 <w:noProof/>
                 <w:webHidden/>
               </w:rPr>
-              <w:t>6</w:t>
+              <w:t>8</w:t>
             </w:r>
             <w:r>
               <w:rPr>
@@ -1919,7 +1919,7 @@
               <w:noProof/>
             </w:rPr>
           </w:pPr>
-          <w:hyperlink w:anchor="_Toc222982135" w:history="1">
+          <w:hyperlink w:anchor="_Toc223069111" w:history="1">
             <w:r>
               <w:rPr>
                 <w:rStyle w:val="ab"/>
@@ -1946,7 +1946,7 @@
                 <w:noProof/>
                 <w:webHidden/>
               </w:rPr>
-              <w:instrText xml:space="preserve"> PAGEREF _Toc222982135 \h </w:instrText>
+              <w:instrText xml:space="preserve"> PAGEREF _Toc223069111 \h </w:instrText>
             </w:r>
             <w:r>
               <w:rPr>
@@ -1966,7 +1966,7 @@
                 <w:noProof/>
                 <w:webHidden/>
               </w:rPr>
-              <w:t>6</w:t>
+              <w:t>8</w:t>
             </w:r>
             <w:r>
               <w:rPr>
@@ -2017,7 +2017,7 @@
       <w:pPr>
         <w:pStyle w:val="1"/>
       </w:pPr>
-      <w:bookmarkStart w:id="0" w:name="_Toc222982110"/>
+      <w:bookmarkStart w:id="0" w:name="_Toc223069086"/>
       <w:r>
         <w:lastRenderedPageBreak/>
         <w:t>1. 概要</w:t>
@@ -2027,10 +2027,19 @@
     <w:p>
       <w:pPr>
         <w:pStyle w:val="2"/>
-      </w:pPr>
-      <w:bookmarkStart w:id="1" w:name="_Toc222982111"/>
-      <w:r>
-        <w:t>1.1 本製品について</w:t>
+        <w:rPr>
+          <w:rFonts w:hint="eastAsia"/>
+        </w:rPr>
+      </w:pPr>
+      <w:bookmarkStart w:id="1" w:name="_Toc223069087"/>
+      <w:r>
+        <w:t xml:space="preserve">1.1 </w:t>
+      </w:r>
+      <w:r>
+        <w:rPr>
+          <w:rFonts w:hint="eastAsia"/>
+        </w:rPr>
+        <w:t>はじめに</w:t>
       </w:r>
       <w:bookmarkEnd w:id="1"/>
     </w:p>
@@ -2048,10 +2057,16 @@
         <w:rPr>
           <w:rFonts w:hint="eastAsia"/>
         </w:rPr>
-        <w:t>専用の新規サウンドIC</w:t>
-      </w:r>
-      <w:r>
-        <w:t xml:space="preserve"> Y8960 を搭載しています。</w:t>
+        <w:t>MSX2++本体内に内蔵する音源モジュール</w:t>
+      </w:r>
+      <w:r>
+        <w:t xml:space="preserve">Y8960 </w:t>
+      </w:r>
+      <w:r>
+        <w:rPr>
+          <w:rFonts w:hint="eastAsia"/>
+        </w:rPr>
+        <w:t>の開発用カートリッジです。</w:t>
       </w:r>
       <w:r>
         <w:br/>
@@ -2077,7 +2092,7 @@
       <w:pPr>
         <w:pStyle w:val="2"/>
       </w:pPr>
-      <w:bookmarkStart w:id="2" w:name="_Toc222982112"/>
+      <w:bookmarkStart w:id="2" w:name="_Toc223069088"/>
       <w:r>
         <w:t>1.2 対応機種</w:t>
       </w:r>
@@ -2127,18 +2142,12 @@
         <w:t>MSX turbo R</w:t>
       </w:r>
     </w:p>
-    <w:p>
-      <w:pPr>
-        <w:rPr>
-          <w:rFonts w:hint="eastAsia"/>
-        </w:rPr>
-      </w:pPr>
-    </w:p>
+    <w:p/>
     <w:p>
       <w:pPr>
         <w:pStyle w:val="2"/>
       </w:pPr>
-      <w:bookmarkStart w:id="3" w:name="_Toc222982113"/>
+      <w:bookmarkStart w:id="3" w:name="_Toc223069089"/>
       <w:r>
         <w:t>1.3 主な特長</w:t>
       </w:r>
@@ -2282,12 +2291,60 @@
         <w:t>SCC相当 1回路</w:t>
       </w:r>
     </w:p>
-    <w:p/>
+    <w:p>
+      <w:pPr>
+        <w:numPr>
+          <w:ilvl w:val="0"/>
+          <w:numId w:val="2"/>
+        </w:numPr>
+      </w:pPr>
+      <w:r>
+        <w:rPr>
+          <w:rFonts w:hint="eastAsia"/>
+        </w:rPr>
+        <w:t>OPLLは、内蔵プリセット音色を OPLL/OPLL-X/OPLL-P/VRC7の中からチャンネルごとに選べる追加機能入り</w:t>
+      </w:r>
+    </w:p>
+    <w:p>
+      <w:pPr>
+        <w:numPr>
+          <w:ilvl w:val="0"/>
+          <w:numId w:val="2"/>
+        </w:numPr>
+      </w:pPr>
+      <w:r>
+        <w:rPr>
+          <w:rFonts w:hint="eastAsia"/>
+        </w:rPr>
+        <w:t>ADPCMメモリは、128KB×2ch か、256KB×1 (2chで共通）か、を選択可能</w:t>
+      </w:r>
+    </w:p>
+    <w:p>
+      <w:pPr>
+        <w:numPr>
+          <w:ilvl w:val="0"/>
+          <w:numId w:val="2"/>
+        </w:numPr>
+      </w:pPr>
+      <w:r>
+        <w:rPr>
+          <w:rFonts w:hint="eastAsia"/>
+        </w:rPr>
+        <w:t>Memory Mapped I/O による制御をサポート</w:t>
+      </w:r>
+    </w:p>
+    <w:p>
+      <w:pPr>
+        <w:rPr>
+          <w:rFonts w:hint="eastAsia"/>
+        </w:rPr>
+      </w:pPr>
+    </w:p>
     <w:p>
       <w:pPr>
         <w:pStyle w:val="1"/>
       </w:pPr>
-      <w:bookmarkStart w:id="4" w:name="_Toc222982114"/>
+      <w:bookmarkStart w:id="4" w:name="_Toc223069090"/>
       <w:r>
         <w:lastRenderedPageBreak/>
         <w:t>2. ハードウェア構成</w:t>
@@ -2297,38 +2354,84 @@
     <w:p>
       <w:pPr>
         <w:pStyle w:val="2"/>
+      </w:pPr>
+      <w:bookmarkStart w:id="5" w:name="_Toc223069091"/>
+      <w:r>
+        <w:t>2.1 ブロック図</w:t>
+      </w:r>
+      <w:bookmarkEnd w:id="5"/>
+    </w:p>
+    <w:p>
+      <w:pPr>
+        <w:jc w:val="center"/>
+      </w:pPr>
+      <w:r>
+        <w:rPr>
+          <w:noProof/>
+        </w:rPr>
+        <w:drawing>
+          <wp:inline distT="0" distB="0" distL="0" distR="0" wp14:anchorId="0246EB34" wp14:editId="402526D7">
+            <wp:extent cx="5268036" cy="2312025"/>
+            <wp:effectExtent l="0" t="0" r="0" b="0"/>
+            <wp:docPr id="2053837748" name="グラフィックス 1"/>
+            <wp:cNvGraphicFramePr>
+              <a:graphicFrameLocks xmlns:a="http://schemas.openxmlformats.org/drawingml/2006/main" noChangeAspect="1"/>
+            </wp:cNvGraphicFramePr>
+            <a:graphic xmlns:a="http://schemas.openxmlformats.org/drawingml/2006/main">
+              <a:graphicData uri="http://schemas.openxmlformats.org/drawingml/2006/picture">
+                <pic:pic xmlns:pic="http://schemas.openxmlformats.org/drawingml/2006/picture">
+                  <pic:nvPicPr>
+                    <pic:cNvPr id="2053837748" name=""/>
+                    <pic:cNvPicPr/>
+                  </pic:nvPicPr>
+                  <pic:blipFill>
+                    <a:blip r:embed="rId6">
+                      <a:extLst>
+                        <a:ext uri="{96DAC541-7B7A-43D3-8B79-37D633B846F1}">
+                          <asvg:svgBlip xmlns:asvg="http://schemas.microsoft.com/office/drawing/2016/SVG/main" r:embed="rId7"/>
+                        </a:ext>
+                      </a:extLst>
+                    </a:blip>
+                    <a:stretch>
+                      <a:fillRect/>
+                    </a:stretch>
+                  </pic:blipFill>
+                  <pic:spPr>
+                    <a:xfrm>
+                      <a:off x="0" y="0"/>
+                      <a:ext cx="5292077" cy="2322576"/>
+                    </a:xfrm>
+                    <a:prstGeom prst="rect">
+                      <a:avLst/>
+                    </a:prstGeom>
+                  </pic:spPr>
+                </pic:pic>
+              </a:graphicData>
+            </a:graphic>
+          </wp:inline>
+        </w:drawing>
+      </w:r>
+    </w:p>
+    <w:p>
+      <w:pPr>
+        <w:pStyle w:val="1"/>
+      </w:pPr>
+      <w:bookmarkStart w:id="6" w:name="_Toc223069092"/>
+      <w:r>
+        <w:t>3. I/O マップ</w:t>
+      </w:r>
+      <w:bookmarkEnd w:id="6"/>
+    </w:p>
+    <w:p>
+      <w:pPr>
+        <w:pStyle w:val="2"/>
         <w:rPr>
           <w:rFonts w:hint="eastAsia"/>
         </w:rPr>
       </w:pPr>
-      <w:bookmarkStart w:id="5" w:name="_Toc222982115"/>
-      <w:r>
-        <w:t>2.1 ブロック図</w:t>
-      </w:r>
-      <w:bookmarkEnd w:id="5"/>
-    </w:p>
-    <w:p>
-      <w:pPr>
-        <w:pStyle w:val="2"/>
-      </w:pPr>
-    </w:p>
-    <w:p>
-      <w:pPr>
-        <w:pStyle w:val="1"/>
-      </w:pPr>
-      <w:bookmarkStart w:id="6" w:name="_Toc222982116"/>
-      <w:r>
-        <w:t>3. I/O マップ</w:t>
-      </w:r>
-      <w:bookmarkEnd w:id="6"/>
-    </w:p>
-    <w:p>
-      <w:pPr>
-        <w:pStyle w:val="2"/>
-      </w:pPr>
-      <w:bookmarkStart w:id="7" w:name="_Toc222982117"/>
-      <w:r>
-        <w:t>3.1 I/Oアドレス割り当て</w:t>
+      <w:bookmarkStart w:id="7" w:name="_Toc223069093"/>
+      <w:r>
+        <w:t>3.1 I/Oアドレス</w:t>
       </w:r>
       <w:bookmarkEnd w:id="7"/>
     </w:p>
@@ -2573,105 +2676,91 @@
     </w:tbl>
     <w:p/>
     <w:p>
-      <w:pPr>
+      <w:r>
         <w:rPr>
           <w:rFonts w:hint="eastAsia"/>
         </w:rPr>
-      </w:pPr>
+        <w:t xml:space="preserve">　</w:t>
+      </w:r>
+      <w:r>
+        <w:t>Y8960 は</w:t>
+      </w:r>
       <w:r>
         <w:rPr>
           <w:rFonts w:hint="eastAsia"/>
         </w:rPr>
-        <w:t xml:space="preserve">　</w:t>
-      </w:r>
-      <w:r>
-        <w:t>Y8960 は</w:t>
+        <w:t>音源ICの集合体となっており、各音源部によってアクセス方法が異なります。それぞれのアクセス方法について、説明します。</w:t>
+      </w:r>
+    </w:p>
+    <w:p/>
+    <w:p>
+      <w:pPr>
+        <w:pStyle w:val="2"/>
+      </w:pPr>
+      <w:bookmarkStart w:id="8" w:name="_Toc223069094"/>
+      <w:r>
+        <w:t xml:space="preserve">3.2 </w:t>
       </w:r>
       <w:r>
         <w:rPr>
           <w:rFonts w:hint="eastAsia"/>
         </w:rPr>
-        <w:t>音源ICの集合体となっており、各音源部によってアクセス方法が異なります。それぞれのアクセス方法について、説明します。</w:t>
-      </w:r>
-    </w:p>
-    <w:p>
-      <w:pPr>
+        <w:t>SSGレジスタへのアクセス</w:t>
+      </w:r>
+      <w:bookmarkEnd w:id="8"/>
+    </w:p>
+    <w:p>
+      <w:pPr>
+        <w:pStyle w:val="2"/>
+      </w:pPr>
+      <w:bookmarkStart w:id="9" w:name="_Toc223069095"/>
+      <w:r>
         <w:rPr>
           <w:rFonts w:hint="eastAsia"/>
         </w:rPr>
-      </w:pPr>
-    </w:p>
+        <w:t>3.3 OPLLレジスタへのアクセス</w:t>
+      </w:r>
+      <w:bookmarkEnd w:id="9"/>
+    </w:p>
+    <w:p/>
     <w:p>
       <w:pPr>
         <w:pStyle w:val="2"/>
       </w:pPr>
-      <w:bookmarkStart w:id="8" w:name="_Toc222982118"/>
-      <w:r>
-        <w:t xml:space="preserve">3.2 </w:t>
-      </w:r>
+      <w:bookmarkStart w:id="10" w:name="_Toc223069096"/>
       <w:r>
         <w:rPr>
           <w:rFonts w:hint="eastAsia"/>
         </w:rPr>
-        <w:t>SSGレジスタへのアクセス</w:t>
-      </w:r>
-      <w:bookmarkEnd w:id="8"/>
-    </w:p>
+        <w:lastRenderedPageBreak/>
+        <w:t>3.4 OPL2+ADPCMレジスタへのアクセス</w:t>
+      </w:r>
+      <w:bookmarkEnd w:id="10"/>
+    </w:p>
+    <w:p/>
     <w:p>
       <w:pPr>
         <w:pStyle w:val="2"/>
       </w:pPr>
-      <w:bookmarkStart w:id="9" w:name="_Toc222982119"/>
+      <w:bookmarkStart w:id="11" w:name="_Toc223069097"/>
       <w:r>
         <w:rPr>
           <w:rFonts w:hint="eastAsia"/>
         </w:rPr>
-        <w:t>3.3 OPLLレジスタへのアクセス</w:t>
-      </w:r>
-      <w:bookmarkEnd w:id="9"/>
+        <w:t>3.5 DCSGレジスタへのアクセス</w:t>
+      </w:r>
+      <w:bookmarkEnd w:id="11"/>
     </w:p>
     <w:p/>
     <w:p>
       <w:pPr>
         <w:pStyle w:val="2"/>
       </w:pPr>
-      <w:bookmarkStart w:id="10" w:name="_Toc222982120"/>
+      <w:bookmarkStart w:id="12" w:name="_Toc223069098"/>
       <w:r>
         <w:rPr>
           <w:rFonts w:hint="eastAsia"/>
         </w:rPr>
-        <w:t>3.4 OPL2+ADPCMレジスタへのアクセス</w:t>
-      </w:r>
-      <w:bookmarkEnd w:id="10"/>
-    </w:p>
-    <w:p/>
-    <w:p>
-      <w:pPr>
-        <w:pStyle w:val="2"/>
-      </w:pPr>
-      <w:bookmarkStart w:id="11" w:name="_Toc222982121"/>
-      <w:r>
-        <w:rPr>
-          <w:rFonts w:hint="eastAsia"/>
-        </w:rPr>
-        <w:t>3.5 DCSGレジスタへのアクセス</w:t>
-      </w:r>
-      <w:bookmarkEnd w:id="11"/>
-    </w:p>
-    <w:p/>
-    <w:p>
-      <w:pPr>
-        <w:pStyle w:val="2"/>
-        <w:rPr>
-          <w:rFonts w:hint="eastAsia"/>
-        </w:rPr>
-      </w:pPr>
-      <w:bookmarkStart w:id="12" w:name="_Toc222982122"/>
-      <w:r>
-        <w:rPr>
-          <w:rFonts w:hint="eastAsia"/>
-        </w:rPr>
-        <w:lastRenderedPageBreak/>
         <w:t>3.6 SCCレジスタへのアクセス</w:t>
       </w:r>
       <w:bookmarkEnd w:id="12"/>
@@ -2682,7 +2771,7 @@
       <w:pPr>
         <w:pStyle w:val="1"/>
       </w:pPr>
-      <w:bookmarkStart w:id="13" w:name="_Toc222982123"/>
+      <w:bookmarkStart w:id="13" w:name="_Toc223069099"/>
       <w:r>
         <w:rPr>
           <w:rFonts w:hint="eastAsia"/>
@@ -2692,21 +2781,198 @@
       <w:bookmarkEnd w:id="13"/>
     </w:p>
     <w:p>
-      <w:pPr>
+      <w:r>
         <w:rPr>
           <w:rFonts w:hint="eastAsia"/>
         </w:rPr>
-      </w:pPr>
+        <w:t xml:space="preserve">　Y8960には、SCCが搭載されており、これがそのままメガROMコントローラーの役割も担っています。</w:t>
+      </w:r>
+    </w:p>
+    <w:p>
+      <w:r>
+        <w:rPr>
+          <w:rFonts w:hint="eastAsia"/>
+        </w:rPr>
+        <w:t xml:space="preserve">　まず搭載メモリ容量は256KBであり、下図のように先頭から 8KBずつ区切ってバンク番号が振られています。</w:t>
+      </w:r>
+    </w:p>
+    <w:p/>
+    <w:p>
+      <w:pPr>
+        <w:jc w:val="center"/>
+      </w:pPr>
+      <w:r>
+        <w:rPr>
+          <w:noProof/>
+        </w:rPr>
+        <w:drawing>
+          <wp:inline distT="0" distB="0" distL="0" distR="0" wp14:anchorId="54069890" wp14:editId="0179BED1">
+            <wp:extent cx="2620370" cy="3256746"/>
+            <wp:effectExtent l="0" t="0" r="8890" b="0"/>
+            <wp:docPr id="1835357058" name="グラフィックス 1"/>
+            <wp:cNvGraphicFramePr>
+              <a:graphicFrameLocks xmlns:a="http://schemas.openxmlformats.org/drawingml/2006/main" noChangeAspect="1"/>
+            </wp:cNvGraphicFramePr>
+            <a:graphic xmlns:a="http://schemas.openxmlformats.org/drawingml/2006/main">
+              <a:graphicData uri="http://schemas.openxmlformats.org/drawingml/2006/picture">
+                <pic:pic xmlns:pic="http://schemas.openxmlformats.org/drawingml/2006/picture">
+                  <pic:nvPicPr>
+                    <pic:cNvPr id="1835357058" name=""/>
+                    <pic:cNvPicPr/>
+                  </pic:nvPicPr>
+                  <pic:blipFill>
+                    <a:blip r:embed="rId8">
+                      <a:extLst>
+                        <a:ext uri="{96DAC541-7B7A-43D3-8B79-37D633B846F1}">
+                          <asvg:svgBlip xmlns:asvg="http://schemas.microsoft.com/office/drawing/2016/SVG/main" r:embed="rId9"/>
+                        </a:ext>
+                      </a:extLst>
+                    </a:blip>
+                    <a:stretch>
+                      <a:fillRect/>
+                    </a:stretch>
+                  </pic:blipFill>
+                  <pic:spPr>
+                    <a:xfrm>
+                      <a:off x="0" y="0"/>
+                      <a:ext cx="2632491" cy="3271811"/>
+                    </a:xfrm>
+                    <a:prstGeom prst="rect">
+                      <a:avLst/>
+                    </a:prstGeom>
+                  </pic:spPr>
+                </pic:pic>
+              </a:graphicData>
+            </a:graphic>
+          </wp:inline>
+        </w:drawing>
+      </w:r>
+    </w:p>
+    <w:p>
+      <w:r>
+        <w:rPr>
+          <w:rFonts w:hint="eastAsia"/>
+        </w:rPr>
+        <w:t xml:space="preserve">　上図の左側に書かれている数値は、メモリIC上のアドレスであり、MSXから見えるア</w:t>
+      </w:r>
+      <w:r>
+        <w:rPr>
+          <w:rFonts w:hint="eastAsia"/>
+        </w:rPr>
+        <w:lastRenderedPageBreak/>
+        <w:t>ドレスではないことに注意が必要です。MSXからはZ80の64KBの空間しか見えませんが、この中の４つのBANK#を任意に選んで、MSXのカートリッジスロットに出現させることができます。出現させられる場所は固定であり、下記のとおりです。</w:t>
+      </w:r>
+    </w:p>
+    <w:p/>
+    <w:p>
+      <w:pPr>
+        <w:jc w:val="center"/>
+      </w:pPr>
+      <w:r>
+        <w:rPr>
+          <w:noProof/>
+        </w:rPr>
+        <w:drawing>
+          <wp:inline distT="0" distB="0" distL="0" distR="0" wp14:anchorId="6ADCBA5A" wp14:editId="68757339">
+            <wp:extent cx="3200400" cy="2948941"/>
+            <wp:effectExtent l="0" t="0" r="0" b="0"/>
+            <wp:docPr id="685896743" name="グラフィックス 1"/>
+            <wp:cNvGraphicFramePr>
+              <a:graphicFrameLocks xmlns:a="http://schemas.openxmlformats.org/drawingml/2006/main" noChangeAspect="1"/>
+            </wp:cNvGraphicFramePr>
+            <a:graphic xmlns:a="http://schemas.openxmlformats.org/drawingml/2006/main">
+              <a:graphicData uri="http://schemas.openxmlformats.org/drawingml/2006/picture">
+                <pic:pic xmlns:pic="http://schemas.openxmlformats.org/drawingml/2006/picture">
+                  <pic:nvPicPr>
+                    <pic:cNvPr id="685896743" name=""/>
+                    <pic:cNvPicPr/>
+                  </pic:nvPicPr>
+                  <pic:blipFill>
+                    <a:blip r:embed="rId10">
+                      <a:extLst>
+                        <a:ext uri="{96DAC541-7B7A-43D3-8B79-37D633B846F1}">
+                          <asvg:svgBlip xmlns:asvg="http://schemas.microsoft.com/office/drawing/2016/SVG/main" r:embed="rId11"/>
+                        </a:ext>
+                      </a:extLst>
+                    </a:blip>
+                    <a:stretch>
+                      <a:fillRect/>
+                    </a:stretch>
+                  </pic:blipFill>
+                  <pic:spPr>
+                    <a:xfrm>
+                      <a:off x="0" y="0"/>
+                      <a:ext cx="3214296" cy="2961745"/>
+                    </a:xfrm>
+                    <a:prstGeom prst="rect">
+                      <a:avLst/>
+                    </a:prstGeom>
+                  </pic:spPr>
+                </pic:pic>
+              </a:graphicData>
+            </a:graphic>
+          </wp:inline>
+        </w:drawing>
+      </w:r>
+    </w:p>
+    <w:p>
+      <w:pPr>
+        <w:rPr>
+          <w:rFonts w:hint="eastAsia"/>
+        </w:rPr>
+      </w:pPr>
+      <w:r>
+        <w:rPr>
+          <w:rFonts w:hint="eastAsia"/>
+        </w:rPr>
+        <w:t xml:space="preserve">　左側に書かれている数値はアドレス値であり、本カートリッジを装着したスロットの 0000h～FFFFh にこれが出現します。この BANK0 にどのBANK# を出現させるのか指定するレジスタが BANK0レジスタ。同様に BANK1, BANK2, BANK3 にも BANK1レジスタ、BANK2レジスタ、BANK3レジスタが存在しています。その場所については後述します。BANK0レジスタとBANK1レジスタを同じ値にすると、BANK0とBANK1に同じBANK#が出現します。MSXからは同じ内容に見えます。</w:t>
+      </w:r>
+    </w:p>
+    <w:p>
+      <w:r>
+        <w:rPr>
+          <w:rFonts w:hint="eastAsia"/>
+        </w:rPr>
+        <w:t xml:space="preserve">　BANK0 は4000h～5FFFh と C000h～DFFFh の2か所に出現しています。通常は 4000h～5FFFh の方を使いますが、C000h～DFFFh の方を使っても構いません。</w:t>
+      </w:r>
+    </w:p>
+    <w:p>
+      <w:r>
+        <w:rPr>
+          <w:rFonts w:hint="eastAsia"/>
+        </w:rPr>
+        <w:t xml:space="preserve">　BANK0レジスタの初期値はBANK#0、BANK1レジスタの初期値はBANK#1、BANK2レジスタの初期値は BANK#2、BANK3レジスタの初期値は BANK#3 を示す値になっています。電源投入時やリセットボタンを押したタイミングで初期値に戻ります。</w:t>
+      </w:r>
+    </w:p>
+    <w:p>
+      <w:pPr>
+        <w:rPr>
+          <w:rFonts w:hint="eastAsia"/>
+        </w:rPr>
+      </w:pPr>
+      <w:r>
+        <w:rPr>
+          <w:rFonts w:hint="eastAsia"/>
+        </w:rPr>
+        <w:t xml:space="preserve">　BANK#0～BANK#15 は ROMになります。出現している場所に書き込んでも値は変化しません。BANK#16～BANK#31 はRAMになりますが、これも初期状態では出現している場所に書き込んでも値は変化しません。書き換えるためには RAM</w:t>
+      </w:r>
+      <w:r>
+        <w:rPr>
+          <w:rFonts w:hint="eastAsia"/>
+        </w:rPr>
+        <w:t>モードに切り替える必要があります。これは、BANK*レジスタ等の Memory Mapped I/O も同じ場所にあることから、このように切り替え式になっています。切り替え動作については、レジスタ仕様の章で説明します。</w:t>
+      </w:r>
     </w:p>
     <w:p>
       <w:pPr>
         <w:pStyle w:val="1"/>
       </w:pPr>
-      <w:bookmarkStart w:id="14" w:name="_Toc222982124"/>
+      <w:bookmarkStart w:id="14" w:name="_Toc223069100"/>
       <w:r>
         <w:rPr>
           <w:rFonts w:hint="eastAsia"/>
         </w:rPr>
+        <w:lastRenderedPageBreak/>
         <w:t>5</w:t>
       </w:r>
       <w:r>
@@ -2718,7 +2984,7 @@
       <w:pPr>
         <w:pStyle w:val="2"/>
       </w:pPr>
-      <w:bookmarkStart w:id="15" w:name="_Toc222982125"/>
+      <w:bookmarkStart w:id="15" w:name="_Toc223069101"/>
       <w:r>
         <w:rPr>
           <w:rFonts w:hint="eastAsia"/>
@@ -3101,19 +3367,13 @@
         </w:tc>
       </w:tr>
     </w:tbl>
-    <w:p>
-      <w:pPr>
-        <w:rPr>
-          <w:rFonts w:hint="eastAsia"/>
-        </w:rPr>
-      </w:pPr>
-    </w:p>
     <w:p/>
+    <w:p/>
     <w:p>
       <w:pPr>
         <w:pStyle w:val="2"/>
       </w:pPr>
-      <w:bookmarkStart w:id="16" w:name="_Toc222982126"/>
+      <w:bookmarkStart w:id="16" w:name="_Toc223069102"/>
       <w:r>
         <w:rPr>
           <w:rFonts w:hint="eastAsia"/>
@@ -3162,7 +3422,7 @@
       <w:pPr>
         <w:pStyle w:val="1"/>
       </w:pPr>
-      <w:bookmarkStart w:id="17" w:name="_Toc222982127"/>
+      <w:bookmarkStart w:id="17" w:name="_Toc223069103"/>
       <w:r>
         <w:rPr>
           <w:rFonts w:hint="eastAsia"/>
@@ -3178,7 +3438,7 @@
       <w:pPr>
         <w:pStyle w:val="2"/>
       </w:pPr>
-      <w:bookmarkStart w:id="18" w:name="_Toc222982128"/>
+      <w:bookmarkStart w:id="18" w:name="_Toc223069104"/>
       <w:r>
         <w:rPr>
           <w:rFonts w:hint="eastAsia"/>
@@ -3217,105 +3477,100 @@
       <w:pPr>
         <w:pStyle w:val="2"/>
       </w:pPr>
-      <w:bookmarkStart w:id="19" w:name="_Toc222982129"/>
+      <w:bookmarkStart w:id="19" w:name="_Toc223069105"/>
       <w:r>
         <w:rPr>
           <w:rFonts w:hint="eastAsia"/>
         </w:rPr>
+        <w:t>6</w:t>
+      </w:r>
+      <w:r>
+        <w:t>.2 推奨初期化シーケンス</w:t>
+      </w:r>
+      <w:bookmarkEnd w:id="19"/>
+    </w:p>
+    <w:p/>
+    <w:p>
+      <w:pPr>
+        <w:pStyle w:val="1"/>
+      </w:pPr>
+      <w:bookmarkStart w:id="20" w:name="_Toc223069106"/>
+      <w:r>
+        <w:rPr>
+          <w:rFonts w:hint="eastAsia"/>
+        </w:rPr>
+        <w:t>7</w:t>
+      </w:r>
+      <w:r>
+        <w:t>. 割り込み・競合事項</w:t>
+      </w:r>
+      <w:bookmarkEnd w:id="20"/>
+    </w:p>
+    <w:p>
+      <w:pPr>
+        <w:pStyle w:val="2"/>
+      </w:pPr>
+      <w:bookmarkStart w:id="21" w:name="_Toc223069107"/>
+      <w:r>
+        <w:rPr>
+          <w:rFonts w:hint="eastAsia"/>
+        </w:rPr>
+        <w:t>7</w:t>
+      </w:r>
+      <w:r>
+        <w:t>.1 割り込み</w:t>
+      </w:r>
+      <w:bookmarkEnd w:id="21"/>
+    </w:p>
+    <w:p>
+      <w:r>
+        <w:rPr>
+          <w:rFonts w:hint="eastAsia"/>
+        </w:rPr>
+        <w:t xml:space="preserve">　</w:t>
+      </w:r>
+      <w:r>
+        <w:t>本カートリッジは</w:t>
+      </w:r>
+      <w:r>
+        <w:rPr>
+          <w:rFonts w:hint="eastAsia"/>
+        </w:rPr>
+        <w:t>割り込みを発生させることができます。</w:t>
+      </w:r>
+    </w:p>
+    <w:p>
+      <w:r>
+        <w:rPr>
+          <w:rFonts w:hint="eastAsia"/>
+        </w:rPr>
         <w:lastRenderedPageBreak/>
-        <w:t>6</w:t>
-      </w:r>
-      <w:r>
-        <w:t>.2 推奨初期化シーケンス</w:t>
-      </w:r>
-      <w:bookmarkEnd w:id="19"/>
+        <w:t xml:space="preserve">　割り込みを発生させるのは、MSX-TIMER と OPL2内蔵タイマーの２種類が存在します。</w:t>
+      </w:r>
     </w:p>
     <w:p/>
     <w:p>
       <w:pPr>
+        <w:pStyle w:val="2"/>
+      </w:pPr>
+      <w:bookmarkStart w:id="22" w:name="_Toc223069108"/>
+      <w:r>
+        <w:rPr>
+          <w:rFonts w:hint="eastAsia"/>
+        </w:rPr>
+        <w:t>7</w:t>
+      </w:r>
+      <w:r>
+        <w:t>.2 他サウンドデバイスとの併用</w:t>
+      </w:r>
+      <w:bookmarkEnd w:id="22"/>
+    </w:p>
+    <w:p/>
+    <w:p>
+      <w:pPr>
         <w:pStyle w:val="1"/>
       </w:pPr>
-      <w:bookmarkStart w:id="20" w:name="_Toc222982130"/>
-      <w:r>
-        <w:rPr>
-          <w:rFonts w:hint="eastAsia"/>
-        </w:rPr>
-        <w:t>7</w:t>
-      </w:r>
-      <w:r>
-        <w:t>. 割り込み・競合事項</w:t>
-      </w:r>
-      <w:bookmarkEnd w:id="20"/>
-    </w:p>
-    <w:p>
-      <w:pPr>
-        <w:pStyle w:val="2"/>
-      </w:pPr>
-      <w:bookmarkStart w:id="21" w:name="_Toc222982131"/>
-      <w:r>
-        <w:rPr>
-          <w:rFonts w:hint="eastAsia"/>
-        </w:rPr>
-        <w:t>7</w:t>
-      </w:r>
-      <w:r>
-        <w:t>.1 割り込み</w:t>
-      </w:r>
-      <w:bookmarkEnd w:id="21"/>
-    </w:p>
-    <w:p>
-      <w:r>
-        <w:rPr>
-          <w:rFonts w:hint="eastAsia"/>
-        </w:rPr>
-        <w:t xml:space="preserve">　</w:t>
-      </w:r>
-      <w:r>
-        <w:t>本カートリッジは</w:t>
-      </w:r>
-      <w:r>
-        <w:rPr>
-          <w:rFonts w:hint="eastAsia"/>
-        </w:rPr>
-        <w:t>割り込みを発生させることができます。</w:t>
-      </w:r>
-    </w:p>
-    <w:p>
-      <w:pPr>
-        <w:rPr>
-          <w:rFonts w:hint="eastAsia"/>
-        </w:rPr>
-      </w:pPr>
-      <w:r>
-        <w:rPr>
-          <w:rFonts w:hint="eastAsia"/>
-        </w:rPr>
-        <w:t xml:space="preserve">　割り込みを発生させるのは、MSX-TIMER と OPL2内蔵タイマーの２種類が存在します。</w:t>
-      </w:r>
-    </w:p>
-    <w:p/>
-    <w:p>
-      <w:pPr>
-        <w:pStyle w:val="2"/>
-      </w:pPr>
-      <w:bookmarkStart w:id="22" w:name="_Toc222982132"/>
-      <w:r>
-        <w:rPr>
-          <w:rFonts w:hint="eastAsia"/>
-        </w:rPr>
-        <w:t>7</w:t>
-      </w:r>
-      <w:r>
-        <w:t>.2 他サウンドデバイスとの併用</w:t>
-      </w:r>
-      <w:bookmarkEnd w:id="22"/>
-    </w:p>
-    <w:p/>
-    <w:p>
-      <w:pPr>
-        <w:pStyle w:val="1"/>
-      </w:pPr>
-      <w:bookmarkStart w:id="23" w:name="_Toc222982133"/>
+      <w:bookmarkStart w:id="23" w:name="_Toc223069109"/>
       <w:r>
         <w:rPr>
           <w:rFonts w:hint="eastAsia"/>
@@ -3365,7 +3620,7 @@
       <w:pPr>
         <w:pStyle w:val="1"/>
       </w:pPr>
-      <w:bookmarkStart w:id="24" w:name="_Toc222982134"/>
+      <w:bookmarkStart w:id="24" w:name="_Toc223069110"/>
       <w:r>
         <w:rPr>
           <w:rFonts w:hint="eastAsia"/>
@@ -3415,7 +3670,7 @@
       <w:pPr>
         <w:pStyle w:val="1"/>
       </w:pPr>
-      <w:bookmarkStart w:id="25" w:name="_Toc222982135"/>
+      <w:bookmarkStart w:id="25" w:name="_Toc223069111"/>
       <w:r>
         <w:rPr>
           <w:rFonts w:hint="eastAsia"/>
@@ -5814,6 +6069,7 @@
   <w:style w:type="character" w:default="1" w:styleId="a0">
     <w:name w:val="Default Paragraph Font"/>
     <w:uiPriority w:val="1"/>
+    <w:semiHidden/>
     <w:unhideWhenUsed/>
   </w:style>
   <w:style w:type="table" w:default="1" w:styleId="a1">

--- a/doc/manual/Y8960_Programmer's_manual.docx
+++ b/doc/manual/Y8960_Programmer's_manual.docx
@@ -2027,9 +2027,6 @@
     <w:p>
       <w:pPr>
         <w:pStyle w:val="2"/>
-        <w:rPr>
-          <w:rFonts w:hint="eastAsia"/>
-        </w:rPr>
       </w:pPr>
       <w:bookmarkStart w:id="1" w:name="_Toc223069087"/>
       <w:r>
@@ -2081,13 +2078,7 @@
         <w:t>本書はアプリケーション／ドライバ開発者向けに、ハードウェア寄りの情報を中心に記述します。</w:t>
       </w:r>
     </w:p>
-    <w:p>
-      <w:pPr>
-        <w:rPr>
-          <w:rFonts w:hint="eastAsia"/>
-        </w:rPr>
-      </w:pPr>
-    </w:p>
+    <w:p/>
     <w:p>
       <w:pPr>
         <w:pStyle w:val="2"/>
@@ -2333,13 +2324,7 @@
         <w:t>Memory Mapped I/O による制御をサポート</w:t>
       </w:r>
     </w:p>
-    <w:p>
-      <w:pPr>
-        <w:rPr>
-          <w:rFonts w:hint="eastAsia"/>
-        </w:rPr>
-      </w:pPr>
-    </w:p>
+    <w:p/>
     <w:p>
       <w:pPr>
         <w:pStyle w:val="1"/>
@@ -2425,13 +2410,19 @@
     <w:p>
       <w:pPr>
         <w:pStyle w:val="2"/>
+      </w:pPr>
+      <w:bookmarkStart w:id="7" w:name="_Toc223069093"/>
+      <w:r>
+        <w:t xml:space="preserve">3.1 </w:t>
+      </w:r>
+      <w:r>
         <w:rPr>
           <w:rFonts w:hint="eastAsia"/>
         </w:rPr>
-      </w:pPr>
-      <w:bookmarkStart w:id="7" w:name="_Toc223069093"/>
-      <w:r>
-        <w:t>3.1 I/Oアドレス</w:t>
+        <w:t xml:space="preserve">Memory Mapped </w:t>
+      </w:r>
+      <w:r>
+        <w:t>I/Oアドレス</w:t>
       </w:r>
       <w:bookmarkEnd w:id="7"/>
     </w:p>
@@ -2440,265 +2431,1726 @@
         <w:rPr>
           <w:rFonts w:hint="eastAsia"/>
         </w:rPr>
-        <w:t xml:space="preserve"> </w:t>
-      </w:r>
-      <w:r>
-        <w:t>Y8960 Cartridge は以下の I/O アドレスを使用します。</w:t>
+        <w:t xml:space="preserve">　</w:t>
+      </w:r>
+      <w:r>
+        <w:t xml:space="preserve">Y8960 Cartridge </w:t>
+      </w:r>
+      <w:r>
+        <w:rPr>
+          <w:rFonts w:hint="eastAsia"/>
+        </w:rPr>
+        <w:t>には、Memory Mapped I/O によるアクセス機能が備わっています。通常の I/O機能も存在しますが、起動直後・リセット直後は無効になっています。Memory Mapped I/O で所定の手続きをすることによって、通常の I/Oが有効化されます。</w:t>
+      </w:r>
+    </w:p>
+    <w:p>
+      <w:r>
+        <w:rPr>
+          <w:rFonts w:hint="eastAsia"/>
+        </w:rPr>
+        <w:t xml:space="preserve">　これは、Panasonic FMPAC と同じ考えに基づいた仕組みです。これによって、複数の Y8960 Cartridge を個別に制御することも可能になります。</w:t>
+      </w:r>
+    </w:p>
+    <w:p/>
+    <w:p>
+      <w:pPr>
+        <w:jc w:val="center"/>
+        <w:rPr>
+          <w:rFonts w:hint="eastAsia"/>
+        </w:rPr>
+      </w:pPr>
+      <w:r>
+        <w:rPr>
+          <w:rFonts w:hint="eastAsia"/>
+        </w:rPr>
+        <w:t>凡例</w:t>
       </w:r>
     </w:p>
     <w:tbl>
       <w:tblPr>
+        <w:tblStyle w:val="ac"/>
         <w:tblW w:w="0" w:type="auto"/>
-        <w:tblCellSpacing w:w="15" w:type="dxa"/>
-        <w:tblCellMar>
-          <w:top w:w="15" w:type="dxa"/>
-          <w:left w:w="15" w:type="dxa"/>
-          <w:bottom w:w="15" w:type="dxa"/>
-          <w:right w:w="15" w:type="dxa"/>
-        </w:tblCellMar>
         <w:tblLook w:val="04A0" w:firstRow="1" w:lastRow="0" w:firstColumn="1" w:lastColumn="0" w:noHBand="0" w:noVBand="1"/>
       </w:tblPr>
       <w:tblGrid>
-        <w:gridCol w:w="946"/>
-        <w:gridCol w:w="540"/>
-        <w:gridCol w:w="2205"/>
+        <w:gridCol w:w="4247"/>
+        <w:gridCol w:w="4247"/>
       </w:tblGrid>
       <w:tr>
-        <w:trPr>
-          <w:tblCellSpacing w:w="15" w:type="dxa"/>
-        </w:trPr>
-        <w:tc>
-          <w:tcPr>
-            <w:tcW w:w="0" w:type="auto"/>
-            <w:tcBorders>
-              <w:top w:val="single" w:sz="6" w:space="0" w:color="E6E6E6"/>
-              <w:left w:val="single" w:sz="6" w:space="0" w:color="E6E6E6"/>
-              <w:bottom w:val="single" w:sz="6" w:space="0" w:color="E6E6E6"/>
-              <w:right w:val="single" w:sz="6" w:space="0" w:color="E6E6E6"/>
-            </w:tcBorders>
-            <w:shd w:val="clear" w:color="auto" w:fill="F5F5F5"/>
-            <w:vAlign w:val="center"/>
-            <w:hideMark/>
+        <w:tc>
+          <w:tcPr>
+            <w:tcW w:w="4247" w:type="dxa"/>
+            <w:shd w:val="clear" w:color="auto" w:fill="3A7C22" w:themeFill="accent6" w:themeFillShade="BF"/>
           </w:tcPr>
           <w:p>
             <w:pPr>
               <w:rPr>
-                <w:b/>
-                <w:bCs/>
+                <w:rFonts w:hint="eastAsia"/>
+                <w:color w:val="FFFFFF" w:themeColor="background1"/>
               </w:rPr>
             </w:pPr>
             <w:r>
               <w:rPr>
-                <w:b/>
-                <w:bCs/>
-              </w:rPr>
-              <w:t>アドレス</w:t>
-            </w:r>
-          </w:p>
-        </w:tc>
-        <w:tc>
-          <w:tcPr>
-            <w:tcW w:w="0" w:type="auto"/>
-            <w:tcBorders>
-              <w:top w:val="single" w:sz="6" w:space="0" w:color="E6E6E6"/>
-              <w:left w:val="single" w:sz="6" w:space="0" w:color="E6E6E6"/>
-              <w:bottom w:val="single" w:sz="6" w:space="0" w:color="E6E6E6"/>
-              <w:right w:val="single" w:sz="6" w:space="0" w:color="E6E6E6"/>
-            </w:tcBorders>
-            <w:shd w:val="clear" w:color="auto" w:fill="F5F5F5"/>
-            <w:vAlign w:val="center"/>
-            <w:hideMark/>
+                <w:rFonts w:hint="eastAsia"/>
+                <w:color w:val="FFFFFF" w:themeColor="background1"/>
+              </w:rPr>
+              <w:t>出現パターン</w:t>
+            </w:r>
+          </w:p>
+        </w:tc>
+        <w:tc>
+          <w:tcPr>
+            <w:tcW w:w="4247" w:type="dxa"/>
+            <w:shd w:val="clear" w:color="auto" w:fill="3A7C22" w:themeFill="accent6" w:themeFillShade="BF"/>
           </w:tcPr>
           <w:p>
             <w:pPr>
               <w:rPr>
-                <w:b/>
-                <w:bCs/>
+                <w:color w:val="FFFFFF" w:themeColor="background1"/>
               </w:rPr>
             </w:pPr>
             <w:r>
               <w:rPr>
-                <w:b/>
-                <w:bCs/>
-              </w:rPr>
-              <w:t>R/W</w:t>
-            </w:r>
-          </w:p>
-        </w:tc>
-        <w:tc>
-          <w:tcPr>
-            <w:tcW w:w="0" w:type="auto"/>
-            <w:tcBorders>
-              <w:top w:val="single" w:sz="6" w:space="0" w:color="E6E6E6"/>
-              <w:left w:val="single" w:sz="6" w:space="0" w:color="E6E6E6"/>
-              <w:bottom w:val="single" w:sz="6" w:space="0" w:color="E6E6E6"/>
-              <w:right w:val="single" w:sz="6" w:space="0" w:color="E6E6E6"/>
-            </w:tcBorders>
-            <w:shd w:val="clear" w:color="auto" w:fill="F5F5F5"/>
-            <w:vAlign w:val="center"/>
-            <w:hideMark/>
-          </w:tcPr>
-          <w:p>
-            <w:pPr>
-              <w:rPr>
-                <w:b/>
-                <w:bCs/>
-              </w:rPr>
-            </w:pPr>
-            <w:r>
-              <w:rPr>
-                <w:b/>
-                <w:bCs/>
-              </w:rPr>
-              <w:t>内容</w:t>
+                <w:rFonts w:hint="eastAsia"/>
+                <w:color w:val="FFFFFF" w:themeColor="background1"/>
+              </w:rPr>
+              <w:t>色</w:t>
             </w:r>
           </w:p>
         </w:tc>
       </w:tr>
       <w:tr>
-        <w:trPr>
-          <w:tblCellSpacing w:w="15" w:type="dxa"/>
-        </w:trPr>
-        <w:tc>
-          <w:tcPr>
-            <w:tcW w:w="0" w:type="auto"/>
-            <w:tcBorders>
-              <w:top w:val="single" w:sz="6" w:space="0" w:color="E6E6E6"/>
-              <w:left w:val="single" w:sz="6" w:space="0" w:color="E6E6E6"/>
-              <w:bottom w:val="single" w:sz="6" w:space="0" w:color="E6E6E6"/>
-              <w:right w:val="single" w:sz="6" w:space="0" w:color="E6E6E6"/>
-            </w:tcBorders>
-            <w:vAlign w:val="center"/>
-            <w:hideMark/>
-          </w:tcPr>
-          <w:p>
-            <w:r>
-              <w:t>0xXX</w:t>
-            </w:r>
-          </w:p>
-        </w:tc>
-        <w:tc>
-          <w:tcPr>
-            <w:tcW w:w="0" w:type="auto"/>
-            <w:tcBorders>
-              <w:top w:val="single" w:sz="6" w:space="0" w:color="E6E6E6"/>
-              <w:left w:val="single" w:sz="6" w:space="0" w:color="E6E6E6"/>
-              <w:bottom w:val="single" w:sz="6" w:space="0" w:color="E6E6E6"/>
-              <w:right w:val="single" w:sz="6" w:space="0" w:color="E6E6E6"/>
-            </w:tcBorders>
-            <w:vAlign w:val="center"/>
-            <w:hideMark/>
-          </w:tcPr>
-          <w:p>
-            <w:r>
-              <w:t>W</w:t>
-            </w:r>
-          </w:p>
-        </w:tc>
-        <w:tc>
-          <w:tcPr>
-            <w:tcW w:w="0" w:type="auto"/>
-            <w:tcBorders>
-              <w:top w:val="single" w:sz="6" w:space="0" w:color="E6E6E6"/>
-              <w:left w:val="single" w:sz="6" w:space="0" w:color="E6E6E6"/>
-              <w:bottom w:val="single" w:sz="6" w:space="0" w:color="E6E6E6"/>
-              <w:right w:val="single" w:sz="6" w:space="0" w:color="E6E6E6"/>
-            </w:tcBorders>
-            <w:vAlign w:val="center"/>
-            <w:hideMark/>
-          </w:tcPr>
-          <w:p>
-            <w:r>
-              <w:t>レジスタアドレス指定</w:t>
-            </w:r>
-          </w:p>
+        <w:tc>
+          <w:tcPr>
+            <w:tcW w:w="4247" w:type="dxa"/>
+          </w:tcPr>
+          <w:p>
+            <w:r>
+              <w:rPr>
+                <w:rFonts w:hint="eastAsia"/>
+              </w:rPr>
+              <w:t>常に出現</w:t>
+            </w:r>
+          </w:p>
+        </w:tc>
+        <w:tc>
+          <w:tcPr>
+            <w:tcW w:w="4247" w:type="dxa"/>
+            <w:shd w:val="clear" w:color="auto" w:fill="FAE2D5" w:themeFill="accent2" w:themeFillTint="33"/>
+          </w:tcPr>
+          <w:p/>
         </w:tc>
       </w:tr>
       <w:tr>
-        <w:trPr>
-          <w:tblCellSpacing w:w="15" w:type="dxa"/>
-        </w:trPr>
-        <w:tc>
-          <w:tcPr>
-            <w:tcW w:w="0" w:type="auto"/>
-            <w:tcBorders>
-              <w:top w:val="single" w:sz="6" w:space="0" w:color="E6E6E6"/>
-              <w:left w:val="single" w:sz="6" w:space="0" w:color="E6E6E6"/>
-              <w:bottom w:val="single" w:sz="6" w:space="0" w:color="E6E6E6"/>
-              <w:right w:val="single" w:sz="6" w:space="0" w:color="E6E6E6"/>
-            </w:tcBorders>
-            <w:vAlign w:val="center"/>
-            <w:hideMark/>
-          </w:tcPr>
-          <w:p>
-            <w:r>
-              <w:t>0xXX+1</w:t>
-            </w:r>
-          </w:p>
-        </w:tc>
-        <w:tc>
-          <w:tcPr>
-            <w:tcW w:w="0" w:type="auto"/>
-            <w:tcBorders>
-              <w:top w:val="single" w:sz="6" w:space="0" w:color="E6E6E6"/>
-              <w:left w:val="single" w:sz="6" w:space="0" w:color="E6E6E6"/>
-              <w:bottom w:val="single" w:sz="6" w:space="0" w:color="E6E6E6"/>
-              <w:right w:val="single" w:sz="6" w:space="0" w:color="E6E6E6"/>
-            </w:tcBorders>
-            <w:vAlign w:val="center"/>
-            <w:hideMark/>
-          </w:tcPr>
-          <w:p>
-            <w:r>
-              <w:t>W/R</w:t>
-            </w:r>
-          </w:p>
-        </w:tc>
-        <w:tc>
-          <w:tcPr>
-            <w:tcW w:w="0" w:type="auto"/>
-            <w:tcBorders>
-              <w:top w:val="single" w:sz="6" w:space="0" w:color="E6E6E6"/>
-              <w:left w:val="single" w:sz="6" w:space="0" w:color="E6E6E6"/>
-              <w:bottom w:val="single" w:sz="6" w:space="0" w:color="E6E6E6"/>
-              <w:right w:val="single" w:sz="6" w:space="0" w:color="E6E6E6"/>
-            </w:tcBorders>
-            <w:vAlign w:val="center"/>
-            <w:hideMark/>
-          </w:tcPr>
-          <w:p>
-            <w:r>
-              <w:t>データレジスタ</w:t>
-            </w:r>
-          </w:p>
+        <w:tc>
+          <w:tcPr>
+            <w:tcW w:w="4247" w:type="dxa"/>
+          </w:tcPr>
+          <w:p>
+            <w:pPr>
+              <w:rPr>
+                <w:rFonts w:hint="eastAsia"/>
+              </w:rPr>
+            </w:pPr>
+            <w:r>
+              <w:rPr>
+                <w:rFonts w:hint="eastAsia"/>
+              </w:rPr>
+              <w:t>RAMモードで出現</w:t>
+            </w:r>
+          </w:p>
+        </w:tc>
+        <w:tc>
+          <w:tcPr>
+            <w:tcW w:w="4247" w:type="dxa"/>
+            <w:shd w:val="clear" w:color="auto" w:fill="DAE9F7" w:themeFill="text2" w:themeFillTint="1A"/>
+          </w:tcPr>
+          <w:p/>
+        </w:tc>
+      </w:tr>
+      <w:tr>
+        <w:tc>
+          <w:tcPr>
+            <w:tcW w:w="4247" w:type="dxa"/>
+          </w:tcPr>
+          <w:p>
+            <w:r>
+              <w:rPr>
+                <w:rFonts w:hint="eastAsia"/>
+              </w:rPr>
+              <w:t>互換モードで出現</w:t>
+            </w:r>
+          </w:p>
+        </w:tc>
+        <w:tc>
+          <w:tcPr>
+            <w:tcW w:w="4247" w:type="dxa"/>
+            <w:shd w:val="clear" w:color="auto" w:fill="F2CEED" w:themeFill="accent5" w:themeFillTint="33"/>
+          </w:tcPr>
+          <w:p/>
+        </w:tc>
+      </w:tr>
+      <w:tr>
+        <w:tc>
+          <w:tcPr>
+            <w:tcW w:w="4247" w:type="dxa"/>
+          </w:tcPr>
+          <w:p>
+            <w:pPr>
+              <w:rPr>
+                <w:rFonts w:hint="eastAsia"/>
+              </w:rPr>
+            </w:pPr>
+            <w:r>
+              <w:rPr>
+                <w:rFonts w:hint="eastAsia"/>
+              </w:rPr>
+              <w:t>互換モードまたはROMバンクで出現</w:t>
+            </w:r>
+          </w:p>
+        </w:tc>
+        <w:tc>
+          <w:tcPr>
+            <w:tcW w:w="4247" w:type="dxa"/>
+            <w:shd w:val="clear" w:color="auto" w:fill="C1F0C7" w:themeFill="accent3" w:themeFillTint="33"/>
+          </w:tcPr>
+          <w:p/>
         </w:tc>
       </w:tr>
     </w:tbl>
     <w:p/>
-    <w:p>
-      <w:r>
-        <w:rPr>
-          <w:rFonts w:hint="eastAsia"/>
-        </w:rPr>
-        <w:t xml:space="preserve">　</w:t>
-      </w:r>
-      <w:r>
-        <w:t>Y8960 は</w:t>
-      </w:r>
-      <w:r>
-        <w:rPr>
-          <w:rFonts w:hint="eastAsia"/>
-        </w:rPr>
-        <w:t>音源ICの集合体となっており、各音源部によってアクセス方法が異なります。それぞれのアクセス方法について、説明します。</w:t>
-      </w:r>
-    </w:p>
     <w:p/>
     <w:p>
       <w:pPr>
+        <w:jc w:val="center"/>
+        <w:rPr>
+          <w:rFonts w:hint="eastAsia"/>
+        </w:rPr>
+      </w:pPr>
+      <w:r>
+        <w:rPr>
+          <w:rFonts w:hint="eastAsia"/>
+        </w:rPr>
+        <w:lastRenderedPageBreak/>
+        <w:t>Memory Mapped I/O</w:t>
+      </w:r>
+    </w:p>
+    <w:tbl>
+      <w:tblPr>
+        <w:tblStyle w:val="ac"/>
+        <w:tblW w:w="0" w:type="auto"/>
+        <w:tblLook w:val="04A0" w:firstRow="1" w:lastRow="0" w:firstColumn="1" w:lastColumn="0" w:noHBand="0" w:noVBand="1"/>
+      </w:tblPr>
+      <w:tblGrid>
+        <w:gridCol w:w="1838"/>
+        <w:gridCol w:w="1559"/>
+        <w:gridCol w:w="5097"/>
+      </w:tblGrid>
+      <w:tr>
+        <w:tc>
+          <w:tcPr>
+            <w:tcW w:w="1838" w:type="dxa"/>
+            <w:shd w:val="clear" w:color="auto" w:fill="3A7C22" w:themeFill="accent6" w:themeFillShade="BF"/>
+          </w:tcPr>
+          <w:p>
+            <w:pPr>
+              <w:rPr>
+                <w:rFonts w:hint="eastAsia"/>
+                <w:color w:val="FFFFFF" w:themeColor="background1"/>
+              </w:rPr>
+            </w:pPr>
+            <w:r>
+              <w:rPr>
+                <w:rFonts w:hint="eastAsia"/>
+                <w:color w:val="FFFFFF" w:themeColor="background1"/>
+              </w:rPr>
+              <w:t>アドレス</w:t>
+            </w:r>
+          </w:p>
+        </w:tc>
+        <w:tc>
+          <w:tcPr>
+            <w:tcW w:w="1559" w:type="dxa"/>
+            <w:shd w:val="clear" w:color="auto" w:fill="3A7C22" w:themeFill="accent6" w:themeFillShade="BF"/>
+          </w:tcPr>
+          <w:p>
+            <w:pPr>
+              <w:rPr>
+                <w:rFonts w:hint="eastAsia"/>
+                <w:color w:val="FFFFFF" w:themeColor="background1"/>
+              </w:rPr>
+            </w:pPr>
+            <w:r>
+              <w:rPr>
+                <w:rFonts w:hint="eastAsia"/>
+                <w:color w:val="FFFFFF" w:themeColor="background1"/>
+              </w:rPr>
+              <w:t>R/W</w:t>
+            </w:r>
+          </w:p>
+        </w:tc>
+        <w:tc>
+          <w:tcPr>
+            <w:tcW w:w="5097" w:type="dxa"/>
+            <w:shd w:val="clear" w:color="auto" w:fill="3A7C22" w:themeFill="accent6" w:themeFillShade="BF"/>
+          </w:tcPr>
+          <w:p>
+            <w:pPr>
+              <w:rPr>
+                <w:color w:val="FFFFFF" w:themeColor="background1"/>
+              </w:rPr>
+            </w:pPr>
+            <w:r>
+              <w:rPr>
+                <w:rFonts w:hint="eastAsia"/>
+                <w:color w:val="FFFFFF" w:themeColor="background1"/>
+              </w:rPr>
+              <w:t>内容</w:t>
+            </w:r>
+          </w:p>
+        </w:tc>
+      </w:tr>
+      <w:tr>
+        <w:tc>
+          <w:tcPr>
+            <w:tcW w:w="1838" w:type="dxa"/>
+            <w:shd w:val="clear" w:color="auto" w:fill="FAE2D5" w:themeFill="accent2" w:themeFillTint="33"/>
+            <w:vAlign w:val="center"/>
+          </w:tcPr>
+          <w:p>
+            <w:r>
+              <w:rPr>
+                <w:rFonts w:hint="eastAsia"/>
+              </w:rPr>
+              <w:t>4FFBh</w:t>
+            </w:r>
+          </w:p>
+        </w:tc>
+        <w:tc>
+          <w:tcPr>
+            <w:tcW w:w="1559" w:type="dxa"/>
+            <w:shd w:val="clear" w:color="auto" w:fill="FAE2D5" w:themeFill="accent2" w:themeFillTint="33"/>
+            <w:vAlign w:val="center"/>
+          </w:tcPr>
+          <w:p>
+            <w:r>
+              <w:t>W</w:t>
+            </w:r>
+          </w:p>
+        </w:tc>
+        <w:tc>
+          <w:tcPr>
+            <w:tcW w:w="5097" w:type="dxa"/>
+            <w:shd w:val="clear" w:color="auto" w:fill="FAE2D5" w:themeFill="accent2" w:themeFillTint="33"/>
+            <w:vAlign w:val="center"/>
+          </w:tcPr>
+          <w:p>
+            <w:r>
+              <w:rPr>
+                <w:rFonts w:hint="eastAsia"/>
+              </w:rPr>
+              <w:t>0: 互換モード</w:t>
+            </w:r>
+          </w:p>
+          <w:p>
+            <w:r>
+              <w:rPr>
+                <w:rFonts w:hint="eastAsia"/>
+              </w:rPr>
+              <w:t>1: RAMモード</w:t>
+            </w:r>
+          </w:p>
+          <w:p>
+            <w:r>
+              <w:rPr>
+                <w:rFonts w:hint="eastAsia"/>
+              </w:rPr>
+              <w:t>(4*FBh, *=8,9,A,B,C,D,E にミラーあり)</w:t>
+            </w:r>
+          </w:p>
+        </w:tc>
+      </w:tr>
+      <w:tr>
+        <w:tc>
+          <w:tcPr>
+            <w:tcW w:w="1838" w:type="dxa"/>
+            <w:shd w:val="clear" w:color="auto" w:fill="DAE9F7" w:themeFill="text2" w:themeFillTint="1A"/>
+            <w:vAlign w:val="center"/>
+          </w:tcPr>
+          <w:p>
+            <w:r>
+              <w:rPr>
+                <w:rFonts w:hint="eastAsia"/>
+              </w:rPr>
+              <w:t>4FFCh</w:t>
+            </w:r>
+          </w:p>
+        </w:tc>
+        <w:tc>
+          <w:tcPr>
+            <w:tcW w:w="1559" w:type="dxa"/>
+            <w:shd w:val="clear" w:color="auto" w:fill="DAE9F7" w:themeFill="text2" w:themeFillTint="1A"/>
+            <w:vAlign w:val="center"/>
+          </w:tcPr>
+          <w:p>
+            <w:r>
+              <w:rPr>
+                <w:rFonts w:hint="eastAsia"/>
+              </w:rPr>
+              <w:t>W</w:t>
+            </w:r>
+          </w:p>
+        </w:tc>
+        <w:tc>
+          <w:tcPr>
+            <w:tcW w:w="5097" w:type="dxa"/>
+            <w:shd w:val="clear" w:color="auto" w:fill="DAE9F7" w:themeFill="text2" w:themeFillTint="1A"/>
+            <w:vAlign w:val="center"/>
+          </w:tcPr>
+          <w:p>
+            <w:pPr>
+              <w:rPr>
+                <w:rFonts w:hint="eastAsia"/>
+              </w:rPr>
+            </w:pPr>
+            <w:r>
+              <w:rPr>
+                <w:rFonts w:hint="eastAsia"/>
+              </w:rPr>
+              <w:t>BANK0レジスタ</w:t>
+            </w:r>
+          </w:p>
+          <w:p>
+            <w:r>
+              <w:rPr>
+                <w:rFonts w:hint="eastAsia"/>
+              </w:rPr>
+              <w:t>(4*FBh, *=8,9,A,B,C,D,E にミラーあり)</w:t>
+            </w:r>
+          </w:p>
+        </w:tc>
+      </w:tr>
+      <w:tr>
+        <w:tc>
+          <w:tcPr>
+            <w:tcW w:w="1838" w:type="dxa"/>
+            <w:shd w:val="clear" w:color="auto" w:fill="DAE9F7" w:themeFill="text2" w:themeFillTint="1A"/>
+            <w:vAlign w:val="center"/>
+          </w:tcPr>
+          <w:p>
+            <w:r>
+              <w:rPr>
+                <w:rFonts w:hint="eastAsia"/>
+              </w:rPr>
+              <w:t>4FFDh</w:t>
+            </w:r>
+          </w:p>
+        </w:tc>
+        <w:tc>
+          <w:tcPr>
+            <w:tcW w:w="1559" w:type="dxa"/>
+            <w:shd w:val="clear" w:color="auto" w:fill="DAE9F7" w:themeFill="text2" w:themeFillTint="1A"/>
+            <w:vAlign w:val="center"/>
+          </w:tcPr>
+          <w:p>
+            <w:r>
+              <w:rPr>
+                <w:rFonts w:hint="eastAsia"/>
+              </w:rPr>
+              <w:t>W</w:t>
+            </w:r>
+          </w:p>
+        </w:tc>
+        <w:tc>
+          <w:tcPr>
+            <w:tcW w:w="5097" w:type="dxa"/>
+            <w:shd w:val="clear" w:color="auto" w:fill="DAE9F7" w:themeFill="text2" w:themeFillTint="1A"/>
+            <w:vAlign w:val="center"/>
+          </w:tcPr>
+          <w:p>
+            <w:r>
+              <w:rPr>
+                <w:rFonts w:hint="eastAsia"/>
+              </w:rPr>
+              <w:t>BANK1レジスタ</w:t>
+            </w:r>
+          </w:p>
+          <w:p>
+            <w:r>
+              <w:rPr>
+                <w:rFonts w:hint="eastAsia"/>
+              </w:rPr>
+              <w:t>(4*FBh, *=8,9,A,B,C,D,E にミラーあり)</w:t>
+            </w:r>
+          </w:p>
+        </w:tc>
+      </w:tr>
+      <w:tr>
+        <w:tc>
+          <w:tcPr>
+            <w:tcW w:w="1838" w:type="dxa"/>
+            <w:shd w:val="clear" w:color="auto" w:fill="DAE9F7" w:themeFill="text2" w:themeFillTint="1A"/>
+            <w:vAlign w:val="center"/>
+          </w:tcPr>
+          <w:p>
+            <w:r>
+              <w:rPr>
+                <w:rFonts w:hint="eastAsia"/>
+              </w:rPr>
+              <w:t>4FFEh</w:t>
+            </w:r>
+          </w:p>
+        </w:tc>
+        <w:tc>
+          <w:tcPr>
+            <w:tcW w:w="1559" w:type="dxa"/>
+            <w:shd w:val="clear" w:color="auto" w:fill="DAE9F7" w:themeFill="text2" w:themeFillTint="1A"/>
+            <w:vAlign w:val="center"/>
+          </w:tcPr>
+          <w:p>
+            <w:r>
+              <w:rPr>
+                <w:rFonts w:hint="eastAsia"/>
+              </w:rPr>
+              <w:t>W</w:t>
+            </w:r>
+          </w:p>
+        </w:tc>
+        <w:tc>
+          <w:tcPr>
+            <w:tcW w:w="5097" w:type="dxa"/>
+            <w:shd w:val="clear" w:color="auto" w:fill="DAE9F7" w:themeFill="text2" w:themeFillTint="1A"/>
+            <w:vAlign w:val="center"/>
+          </w:tcPr>
+          <w:p>
+            <w:r>
+              <w:rPr>
+                <w:rFonts w:hint="eastAsia"/>
+              </w:rPr>
+              <w:t>BANK2レジスタ</w:t>
+            </w:r>
+          </w:p>
+          <w:p>
+            <w:r>
+              <w:rPr>
+                <w:rFonts w:hint="eastAsia"/>
+              </w:rPr>
+              <w:t>(4*FBh, *=8,9,A,B,C,D,E にミラーあり)</w:t>
+            </w:r>
+          </w:p>
+        </w:tc>
+      </w:tr>
+      <w:tr>
+        <w:tc>
+          <w:tcPr>
+            <w:tcW w:w="1838" w:type="dxa"/>
+            <w:shd w:val="clear" w:color="auto" w:fill="DAE9F7" w:themeFill="text2" w:themeFillTint="1A"/>
+            <w:vAlign w:val="center"/>
+          </w:tcPr>
+          <w:p>
+            <w:r>
+              <w:rPr>
+                <w:rFonts w:hint="eastAsia"/>
+              </w:rPr>
+              <w:t>4FFFh</w:t>
+            </w:r>
+          </w:p>
+        </w:tc>
+        <w:tc>
+          <w:tcPr>
+            <w:tcW w:w="1559" w:type="dxa"/>
+            <w:shd w:val="clear" w:color="auto" w:fill="DAE9F7" w:themeFill="text2" w:themeFillTint="1A"/>
+            <w:vAlign w:val="center"/>
+          </w:tcPr>
+          <w:p>
+            <w:r>
+              <w:rPr>
+                <w:rFonts w:hint="eastAsia"/>
+              </w:rPr>
+              <w:t>W</w:t>
+            </w:r>
+          </w:p>
+        </w:tc>
+        <w:tc>
+          <w:tcPr>
+            <w:tcW w:w="5097" w:type="dxa"/>
+            <w:shd w:val="clear" w:color="auto" w:fill="DAE9F7" w:themeFill="text2" w:themeFillTint="1A"/>
+            <w:vAlign w:val="center"/>
+          </w:tcPr>
+          <w:p>
+            <w:r>
+              <w:rPr>
+                <w:rFonts w:hint="eastAsia"/>
+              </w:rPr>
+              <w:t>BANK3レジスタ</w:t>
+            </w:r>
+          </w:p>
+          <w:p>
+            <w:r>
+              <w:rPr>
+                <w:rFonts w:hint="eastAsia"/>
+              </w:rPr>
+              <w:t>(4*FBh, *=8,9,A,B,C,D,E にミラーあり)</w:t>
+            </w:r>
+          </w:p>
+        </w:tc>
+      </w:tr>
+      <w:tr>
+        <w:tc>
+          <w:tcPr>
+            <w:tcW w:w="1838" w:type="dxa"/>
+            <w:shd w:val="clear" w:color="auto" w:fill="F2CEED" w:themeFill="accent5" w:themeFillTint="33"/>
+            <w:vAlign w:val="center"/>
+          </w:tcPr>
+          <w:p>
+            <w:pPr>
+              <w:rPr>
+                <w:rFonts w:hint="eastAsia"/>
+              </w:rPr>
+            </w:pPr>
+            <w:r>
+              <w:rPr>
+                <w:rFonts w:hint="eastAsia"/>
+              </w:rPr>
+              <w:t>5000h</w:t>
+            </w:r>
+          </w:p>
+        </w:tc>
+        <w:tc>
+          <w:tcPr>
+            <w:tcW w:w="1559" w:type="dxa"/>
+            <w:shd w:val="clear" w:color="auto" w:fill="F2CEED" w:themeFill="accent5" w:themeFillTint="33"/>
+            <w:vAlign w:val="center"/>
+          </w:tcPr>
+          <w:p>
+            <w:pPr>
+              <w:rPr>
+                <w:rFonts w:hint="eastAsia"/>
+              </w:rPr>
+            </w:pPr>
+            <w:r>
+              <w:rPr>
+                <w:rFonts w:hint="eastAsia"/>
+              </w:rPr>
+              <w:t>W</w:t>
+            </w:r>
+          </w:p>
+        </w:tc>
+        <w:tc>
+          <w:tcPr>
+            <w:tcW w:w="5097" w:type="dxa"/>
+            <w:shd w:val="clear" w:color="auto" w:fill="F2CEED" w:themeFill="accent5" w:themeFillTint="33"/>
+            <w:vAlign w:val="center"/>
+          </w:tcPr>
+          <w:p>
+            <w:r>
+              <w:rPr>
+                <w:rFonts w:hint="eastAsia"/>
+              </w:rPr>
+              <w:t>BANK0レジスタ</w:t>
+            </w:r>
+          </w:p>
+          <w:p>
+            <w:pPr>
+              <w:rPr>
+                <w:rFonts w:hint="eastAsia"/>
+              </w:rPr>
+            </w:pPr>
+            <w:r>
+              <w:rPr>
+                <w:rFonts w:hint="eastAsia"/>
+              </w:rPr>
+              <w:t>(5001h～57FFh にミラーあり)</w:t>
+            </w:r>
+          </w:p>
+        </w:tc>
+      </w:tr>
+      <w:tr>
+        <w:tc>
+          <w:tcPr>
+            <w:tcW w:w="1838" w:type="dxa"/>
+            <w:shd w:val="clear" w:color="auto" w:fill="F2CEED" w:themeFill="accent5" w:themeFillTint="33"/>
+            <w:vAlign w:val="center"/>
+          </w:tcPr>
+          <w:p>
+            <w:pPr>
+              <w:rPr>
+                <w:rFonts w:hint="eastAsia"/>
+              </w:rPr>
+            </w:pPr>
+            <w:r>
+              <w:rPr>
+                <w:rFonts w:hint="eastAsia"/>
+              </w:rPr>
+              <w:t>7000h</w:t>
+            </w:r>
+          </w:p>
+        </w:tc>
+        <w:tc>
+          <w:tcPr>
+            <w:tcW w:w="1559" w:type="dxa"/>
+            <w:shd w:val="clear" w:color="auto" w:fill="F2CEED" w:themeFill="accent5" w:themeFillTint="33"/>
+            <w:vAlign w:val="center"/>
+          </w:tcPr>
+          <w:p>
+            <w:pPr>
+              <w:rPr>
+                <w:rFonts w:hint="eastAsia"/>
+              </w:rPr>
+            </w:pPr>
+            <w:r>
+              <w:rPr>
+                <w:rFonts w:hint="eastAsia"/>
+              </w:rPr>
+              <w:t>W</w:t>
+            </w:r>
+          </w:p>
+        </w:tc>
+        <w:tc>
+          <w:tcPr>
+            <w:tcW w:w="5097" w:type="dxa"/>
+            <w:shd w:val="clear" w:color="auto" w:fill="F2CEED" w:themeFill="accent5" w:themeFillTint="33"/>
+            <w:vAlign w:val="center"/>
+          </w:tcPr>
+          <w:p>
+            <w:r>
+              <w:rPr>
+                <w:rFonts w:hint="eastAsia"/>
+              </w:rPr>
+              <w:t>BANK1レジスタ</w:t>
+            </w:r>
+          </w:p>
+          <w:p>
+            <w:pPr>
+              <w:rPr>
+                <w:rFonts w:hint="eastAsia"/>
+              </w:rPr>
+            </w:pPr>
+            <w:r>
+              <w:rPr>
+                <w:rFonts w:hint="eastAsia"/>
+              </w:rPr>
+              <w:t>(7001h～7FFFh にミラーあり)</w:t>
+            </w:r>
+          </w:p>
+        </w:tc>
+      </w:tr>
+      <w:tr>
+        <w:tc>
+          <w:tcPr>
+            <w:tcW w:w="1838" w:type="dxa"/>
+            <w:shd w:val="clear" w:color="auto" w:fill="C1F0C7" w:themeFill="accent3" w:themeFillTint="33"/>
+            <w:vAlign w:val="center"/>
+          </w:tcPr>
+          <w:p>
+            <w:pPr>
+              <w:rPr>
+                <w:rFonts w:hint="eastAsia"/>
+              </w:rPr>
+            </w:pPr>
+            <w:r>
+              <w:rPr>
+                <w:rFonts w:hint="eastAsia"/>
+              </w:rPr>
+              <w:t>7FEAh</w:t>
+            </w:r>
+          </w:p>
+        </w:tc>
+        <w:tc>
+          <w:tcPr>
+            <w:tcW w:w="1559" w:type="dxa"/>
+            <w:shd w:val="clear" w:color="auto" w:fill="C1F0C7" w:themeFill="accent3" w:themeFillTint="33"/>
+            <w:vAlign w:val="center"/>
+          </w:tcPr>
+          <w:p>
+            <w:pPr>
+              <w:rPr>
+                <w:rFonts w:hint="eastAsia"/>
+              </w:rPr>
+            </w:pPr>
+            <w:r>
+              <w:rPr>
+                <w:rFonts w:hint="eastAsia"/>
+              </w:rPr>
+              <w:t>W</w:t>
+            </w:r>
+          </w:p>
+        </w:tc>
+        <w:tc>
+          <w:tcPr>
+            <w:tcW w:w="5097" w:type="dxa"/>
+            <w:shd w:val="clear" w:color="auto" w:fill="C1F0C7" w:themeFill="accent3" w:themeFillTint="33"/>
+            <w:vAlign w:val="center"/>
+          </w:tcPr>
+          <w:p>
+            <w:pPr>
+              <w:rPr>
+                <w:rFonts w:hint="eastAsia"/>
+              </w:rPr>
+            </w:pPr>
+            <w:r>
+              <w:rPr>
+                <w:rFonts w:hint="eastAsia"/>
+              </w:rPr>
+              <w:t xml:space="preserve">SSG Register Address Port </w:t>
+            </w:r>
+          </w:p>
+        </w:tc>
+      </w:tr>
+      <w:tr>
+        <w:tc>
+          <w:tcPr>
+            <w:tcW w:w="1838" w:type="dxa"/>
+            <w:shd w:val="clear" w:color="auto" w:fill="C1F0C7" w:themeFill="accent3" w:themeFillTint="33"/>
+            <w:vAlign w:val="center"/>
+          </w:tcPr>
+          <w:p>
+            <w:pPr>
+              <w:rPr>
+                <w:rFonts w:hint="eastAsia"/>
+              </w:rPr>
+            </w:pPr>
+            <w:r>
+              <w:rPr>
+                <w:rFonts w:hint="eastAsia"/>
+              </w:rPr>
+              <w:t>7FEBh</w:t>
+            </w:r>
+          </w:p>
+        </w:tc>
+        <w:tc>
+          <w:tcPr>
+            <w:tcW w:w="1559" w:type="dxa"/>
+            <w:shd w:val="clear" w:color="auto" w:fill="C1F0C7" w:themeFill="accent3" w:themeFillTint="33"/>
+            <w:vAlign w:val="center"/>
+          </w:tcPr>
+          <w:p>
+            <w:pPr>
+              <w:rPr>
+                <w:rFonts w:hint="eastAsia"/>
+              </w:rPr>
+            </w:pPr>
+            <w:r>
+              <w:rPr>
+                <w:rFonts w:hint="eastAsia"/>
+              </w:rPr>
+              <w:t>W</w:t>
+            </w:r>
+          </w:p>
+        </w:tc>
+        <w:tc>
+          <w:tcPr>
+            <w:tcW w:w="5097" w:type="dxa"/>
+            <w:shd w:val="clear" w:color="auto" w:fill="C1F0C7" w:themeFill="accent3" w:themeFillTint="33"/>
+            <w:vAlign w:val="center"/>
+          </w:tcPr>
+          <w:p>
+            <w:pPr>
+              <w:rPr>
+                <w:rFonts w:hint="eastAsia"/>
+              </w:rPr>
+            </w:pPr>
+            <w:r>
+              <w:rPr>
+                <w:rFonts w:hint="eastAsia"/>
+              </w:rPr>
+              <w:t xml:space="preserve">SSG Register Data Port </w:t>
+            </w:r>
+          </w:p>
+        </w:tc>
+      </w:tr>
+      <w:tr>
+        <w:tc>
+          <w:tcPr>
+            <w:tcW w:w="1838" w:type="dxa"/>
+            <w:shd w:val="clear" w:color="auto" w:fill="C1F0C7" w:themeFill="accent3" w:themeFillTint="33"/>
+            <w:vAlign w:val="center"/>
+          </w:tcPr>
+          <w:p>
+            <w:pPr>
+              <w:rPr>
+                <w:rFonts w:hint="eastAsia"/>
+              </w:rPr>
+            </w:pPr>
+            <w:r>
+              <w:rPr>
+                <w:rFonts w:hint="eastAsia"/>
+              </w:rPr>
+              <w:t>7FECh</w:t>
+            </w:r>
+          </w:p>
+        </w:tc>
+        <w:tc>
+          <w:tcPr>
+            <w:tcW w:w="1559" w:type="dxa"/>
+            <w:shd w:val="clear" w:color="auto" w:fill="C1F0C7" w:themeFill="accent3" w:themeFillTint="33"/>
+            <w:vAlign w:val="center"/>
+          </w:tcPr>
+          <w:p>
+            <w:pPr>
+              <w:rPr>
+                <w:rFonts w:hint="eastAsia"/>
+              </w:rPr>
+            </w:pPr>
+            <w:r>
+              <w:rPr>
+                <w:rFonts w:hint="eastAsia"/>
+              </w:rPr>
+              <w:t>W</w:t>
+            </w:r>
+          </w:p>
+        </w:tc>
+        <w:tc>
+          <w:tcPr>
+            <w:tcW w:w="5097" w:type="dxa"/>
+            <w:shd w:val="clear" w:color="auto" w:fill="C1F0C7" w:themeFill="accent3" w:themeFillTint="33"/>
+            <w:vAlign w:val="center"/>
+          </w:tcPr>
+          <w:p>
+            <w:pPr>
+              <w:rPr>
+                <w:rFonts w:hint="eastAsia"/>
+              </w:rPr>
+            </w:pPr>
+            <w:r>
+              <w:rPr>
+                <w:rFonts w:hint="eastAsia"/>
+              </w:rPr>
+              <w:t xml:space="preserve">OPL2-2 Register Address Port </w:t>
+            </w:r>
+          </w:p>
+        </w:tc>
+      </w:tr>
+      <w:tr>
+        <w:tc>
+          <w:tcPr>
+            <w:tcW w:w="1838" w:type="dxa"/>
+            <w:shd w:val="clear" w:color="auto" w:fill="C1F0C7" w:themeFill="accent3" w:themeFillTint="33"/>
+            <w:vAlign w:val="center"/>
+          </w:tcPr>
+          <w:p>
+            <w:pPr>
+              <w:rPr>
+                <w:rFonts w:hint="eastAsia"/>
+              </w:rPr>
+            </w:pPr>
+            <w:r>
+              <w:rPr>
+                <w:rFonts w:hint="eastAsia"/>
+              </w:rPr>
+              <w:t>7FEDh</w:t>
+            </w:r>
+          </w:p>
+        </w:tc>
+        <w:tc>
+          <w:tcPr>
+            <w:tcW w:w="1559" w:type="dxa"/>
+            <w:shd w:val="clear" w:color="auto" w:fill="C1F0C7" w:themeFill="accent3" w:themeFillTint="33"/>
+            <w:vAlign w:val="center"/>
+          </w:tcPr>
+          <w:p>
+            <w:pPr>
+              <w:rPr>
+                <w:rFonts w:hint="eastAsia"/>
+              </w:rPr>
+            </w:pPr>
+            <w:r>
+              <w:rPr>
+                <w:rFonts w:hint="eastAsia"/>
+              </w:rPr>
+              <w:t>W</w:t>
+            </w:r>
+          </w:p>
+        </w:tc>
+        <w:tc>
+          <w:tcPr>
+            <w:tcW w:w="5097" w:type="dxa"/>
+            <w:shd w:val="clear" w:color="auto" w:fill="C1F0C7" w:themeFill="accent3" w:themeFillTint="33"/>
+            <w:vAlign w:val="center"/>
+          </w:tcPr>
+          <w:p>
+            <w:pPr>
+              <w:rPr>
+                <w:rFonts w:hint="eastAsia"/>
+              </w:rPr>
+            </w:pPr>
+            <w:r>
+              <w:rPr>
+                <w:rFonts w:hint="eastAsia"/>
+              </w:rPr>
+              <w:t xml:space="preserve">OPL2-2 Register Data Port </w:t>
+            </w:r>
+          </w:p>
+        </w:tc>
+      </w:tr>
+      <w:tr>
+        <w:tc>
+          <w:tcPr>
+            <w:tcW w:w="1838" w:type="dxa"/>
+            <w:shd w:val="clear" w:color="auto" w:fill="C1F0C7" w:themeFill="accent3" w:themeFillTint="33"/>
+            <w:vAlign w:val="center"/>
+          </w:tcPr>
+          <w:p>
+            <w:pPr>
+              <w:rPr>
+                <w:rFonts w:hint="eastAsia"/>
+              </w:rPr>
+            </w:pPr>
+            <w:r>
+              <w:rPr>
+                <w:rFonts w:hint="eastAsia"/>
+              </w:rPr>
+              <w:t>7FEEh</w:t>
+            </w:r>
+          </w:p>
+        </w:tc>
+        <w:tc>
+          <w:tcPr>
+            <w:tcW w:w="1559" w:type="dxa"/>
+            <w:shd w:val="clear" w:color="auto" w:fill="C1F0C7" w:themeFill="accent3" w:themeFillTint="33"/>
+            <w:vAlign w:val="center"/>
+          </w:tcPr>
+          <w:p>
+            <w:pPr>
+              <w:rPr>
+                <w:rFonts w:hint="eastAsia"/>
+              </w:rPr>
+            </w:pPr>
+            <w:r>
+              <w:rPr>
+                <w:rFonts w:hint="eastAsia"/>
+              </w:rPr>
+              <w:t>W</w:t>
+            </w:r>
+          </w:p>
+        </w:tc>
+        <w:tc>
+          <w:tcPr>
+            <w:tcW w:w="5097" w:type="dxa"/>
+            <w:shd w:val="clear" w:color="auto" w:fill="C1F0C7" w:themeFill="accent3" w:themeFillTint="33"/>
+            <w:vAlign w:val="center"/>
+          </w:tcPr>
+          <w:p>
+            <w:pPr>
+              <w:rPr>
+                <w:rFonts w:hint="eastAsia"/>
+              </w:rPr>
+            </w:pPr>
+            <w:r>
+              <w:rPr>
+                <w:rFonts w:hint="eastAsia"/>
+              </w:rPr>
+              <w:t xml:space="preserve">OPL2-1 Register Address Port: </w:t>
+            </w:r>
+          </w:p>
+        </w:tc>
+      </w:tr>
+      <w:tr>
+        <w:tc>
+          <w:tcPr>
+            <w:tcW w:w="1838" w:type="dxa"/>
+            <w:shd w:val="clear" w:color="auto" w:fill="C1F0C7" w:themeFill="accent3" w:themeFillTint="33"/>
+            <w:vAlign w:val="center"/>
+          </w:tcPr>
+          <w:p>
+            <w:pPr>
+              <w:rPr>
+                <w:rFonts w:hint="eastAsia"/>
+              </w:rPr>
+            </w:pPr>
+            <w:r>
+              <w:rPr>
+                <w:rFonts w:hint="eastAsia"/>
+              </w:rPr>
+              <w:t>7FEFh</w:t>
+            </w:r>
+          </w:p>
+        </w:tc>
+        <w:tc>
+          <w:tcPr>
+            <w:tcW w:w="1559" w:type="dxa"/>
+            <w:shd w:val="clear" w:color="auto" w:fill="C1F0C7" w:themeFill="accent3" w:themeFillTint="33"/>
+            <w:vAlign w:val="center"/>
+          </w:tcPr>
+          <w:p>
+            <w:pPr>
+              <w:rPr>
+                <w:rFonts w:hint="eastAsia"/>
+              </w:rPr>
+            </w:pPr>
+            <w:r>
+              <w:rPr>
+                <w:rFonts w:hint="eastAsia"/>
+              </w:rPr>
+              <w:t>W</w:t>
+            </w:r>
+          </w:p>
+        </w:tc>
+        <w:tc>
+          <w:tcPr>
+            <w:tcW w:w="5097" w:type="dxa"/>
+            <w:shd w:val="clear" w:color="auto" w:fill="C1F0C7" w:themeFill="accent3" w:themeFillTint="33"/>
+            <w:vAlign w:val="center"/>
+          </w:tcPr>
+          <w:p>
+            <w:pPr>
+              <w:rPr>
+                <w:rFonts w:hint="eastAsia"/>
+              </w:rPr>
+            </w:pPr>
+            <w:r>
+              <w:rPr>
+                <w:rFonts w:hint="eastAsia"/>
+              </w:rPr>
+              <w:t xml:space="preserve">OPL2-1 Register Data Port </w:t>
+            </w:r>
+          </w:p>
+        </w:tc>
+      </w:tr>
+      <w:tr>
+        <w:tc>
+          <w:tcPr>
+            <w:tcW w:w="1838" w:type="dxa"/>
+            <w:shd w:val="clear" w:color="auto" w:fill="C1F0C7" w:themeFill="accent3" w:themeFillTint="33"/>
+            <w:vAlign w:val="center"/>
+          </w:tcPr>
+          <w:p>
+            <w:pPr>
+              <w:rPr>
+                <w:rFonts w:hint="eastAsia"/>
+              </w:rPr>
+            </w:pPr>
+            <w:r>
+              <w:rPr>
+                <w:rFonts w:hint="eastAsia"/>
+              </w:rPr>
+              <w:t>7FF0h</w:t>
+            </w:r>
+          </w:p>
+        </w:tc>
+        <w:tc>
+          <w:tcPr>
+            <w:tcW w:w="1559" w:type="dxa"/>
+            <w:shd w:val="clear" w:color="auto" w:fill="C1F0C7" w:themeFill="accent3" w:themeFillTint="33"/>
+            <w:vAlign w:val="center"/>
+          </w:tcPr>
+          <w:p>
+            <w:pPr>
+              <w:rPr>
+                <w:rFonts w:hint="eastAsia"/>
+              </w:rPr>
+            </w:pPr>
+            <w:r>
+              <w:rPr>
+                <w:rFonts w:hint="eastAsia"/>
+              </w:rPr>
+              <w:t>W</w:t>
+            </w:r>
+          </w:p>
+        </w:tc>
+        <w:tc>
+          <w:tcPr>
+            <w:tcW w:w="5097" w:type="dxa"/>
+            <w:shd w:val="clear" w:color="auto" w:fill="C1F0C7" w:themeFill="accent3" w:themeFillTint="33"/>
+            <w:vAlign w:val="center"/>
+          </w:tcPr>
+          <w:p>
+            <w:pPr>
+              <w:rPr>
+                <w:rFonts w:hint="eastAsia"/>
+              </w:rPr>
+            </w:pPr>
+            <w:r>
+              <w:rPr>
+                <w:rFonts w:hint="eastAsia"/>
+              </w:rPr>
+              <w:t xml:space="preserve">DCSG2 Port </w:t>
+            </w:r>
+          </w:p>
+        </w:tc>
+      </w:tr>
+      <w:tr>
+        <w:tc>
+          <w:tcPr>
+            <w:tcW w:w="1838" w:type="dxa"/>
+            <w:shd w:val="clear" w:color="auto" w:fill="C1F0C7" w:themeFill="accent3" w:themeFillTint="33"/>
+            <w:vAlign w:val="center"/>
+          </w:tcPr>
+          <w:p>
+            <w:pPr>
+              <w:rPr>
+                <w:rFonts w:hint="eastAsia"/>
+              </w:rPr>
+            </w:pPr>
+            <w:r>
+              <w:rPr>
+                <w:rFonts w:hint="eastAsia"/>
+              </w:rPr>
+              <w:t>7FF1h</w:t>
+            </w:r>
+          </w:p>
+        </w:tc>
+        <w:tc>
+          <w:tcPr>
+            <w:tcW w:w="1559" w:type="dxa"/>
+            <w:shd w:val="clear" w:color="auto" w:fill="C1F0C7" w:themeFill="accent3" w:themeFillTint="33"/>
+            <w:vAlign w:val="center"/>
+          </w:tcPr>
+          <w:p>
+            <w:pPr>
+              <w:rPr>
+                <w:rFonts w:hint="eastAsia"/>
+              </w:rPr>
+            </w:pPr>
+            <w:r>
+              <w:rPr>
+                <w:rFonts w:hint="eastAsia"/>
+              </w:rPr>
+              <w:t>W</w:t>
+            </w:r>
+          </w:p>
+        </w:tc>
+        <w:tc>
+          <w:tcPr>
+            <w:tcW w:w="5097" w:type="dxa"/>
+            <w:shd w:val="clear" w:color="auto" w:fill="C1F0C7" w:themeFill="accent3" w:themeFillTint="33"/>
+            <w:vAlign w:val="center"/>
+          </w:tcPr>
+          <w:p>
+            <w:pPr>
+              <w:rPr>
+                <w:rFonts w:hint="eastAsia"/>
+              </w:rPr>
+            </w:pPr>
+            <w:r>
+              <w:rPr>
+                <w:rFonts w:hint="eastAsia"/>
+              </w:rPr>
+              <w:t xml:space="preserve">DCSG1 Port </w:t>
+            </w:r>
+          </w:p>
+        </w:tc>
+      </w:tr>
+      <w:tr>
+        <w:tc>
+          <w:tcPr>
+            <w:tcW w:w="1838" w:type="dxa"/>
+            <w:shd w:val="clear" w:color="auto" w:fill="C1F0C7" w:themeFill="accent3" w:themeFillTint="33"/>
+            <w:vAlign w:val="center"/>
+          </w:tcPr>
+          <w:p>
+            <w:pPr>
+              <w:rPr>
+                <w:rFonts w:hint="eastAsia"/>
+              </w:rPr>
+            </w:pPr>
+            <w:r>
+              <w:rPr>
+                <w:rFonts w:hint="eastAsia"/>
+              </w:rPr>
+              <w:t>7FF2h</w:t>
+            </w:r>
+          </w:p>
+        </w:tc>
+        <w:tc>
+          <w:tcPr>
+            <w:tcW w:w="1559" w:type="dxa"/>
+            <w:shd w:val="clear" w:color="auto" w:fill="C1F0C7" w:themeFill="accent3" w:themeFillTint="33"/>
+            <w:vAlign w:val="center"/>
+          </w:tcPr>
+          <w:p>
+            <w:pPr>
+              <w:rPr>
+                <w:rFonts w:hint="eastAsia"/>
+              </w:rPr>
+            </w:pPr>
+            <w:r>
+              <w:rPr>
+                <w:rFonts w:hint="eastAsia"/>
+              </w:rPr>
+              <w:t>W</w:t>
+            </w:r>
+          </w:p>
+        </w:tc>
+        <w:tc>
+          <w:tcPr>
+            <w:tcW w:w="5097" w:type="dxa"/>
+            <w:shd w:val="clear" w:color="auto" w:fill="C1F0C7" w:themeFill="accent3" w:themeFillTint="33"/>
+            <w:vAlign w:val="center"/>
+          </w:tcPr>
+          <w:p>
+            <w:pPr>
+              <w:rPr>
+                <w:rFonts w:hint="eastAsia"/>
+              </w:rPr>
+            </w:pPr>
+            <w:r>
+              <w:rPr>
+                <w:rFonts w:hint="eastAsia"/>
+              </w:rPr>
+              <w:t>OPLL-2 Register Address Port</w:t>
+            </w:r>
+          </w:p>
+        </w:tc>
+      </w:tr>
+      <w:tr>
+        <w:tc>
+          <w:tcPr>
+            <w:tcW w:w="1838" w:type="dxa"/>
+            <w:shd w:val="clear" w:color="auto" w:fill="C1F0C7" w:themeFill="accent3" w:themeFillTint="33"/>
+            <w:vAlign w:val="center"/>
+          </w:tcPr>
+          <w:p>
+            <w:pPr>
+              <w:rPr>
+                <w:rFonts w:hint="eastAsia"/>
+              </w:rPr>
+            </w:pPr>
+            <w:r>
+              <w:rPr>
+                <w:rFonts w:hint="eastAsia"/>
+              </w:rPr>
+              <w:t>7FF3h</w:t>
+            </w:r>
+          </w:p>
+        </w:tc>
+        <w:tc>
+          <w:tcPr>
+            <w:tcW w:w="1559" w:type="dxa"/>
+            <w:shd w:val="clear" w:color="auto" w:fill="C1F0C7" w:themeFill="accent3" w:themeFillTint="33"/>
+            <w:vAlign w:val="center"/>
+          </w:tcPr>
+          <w:p>
+            <w:pPr>
+              <w:rPr>
+                <w:rFonts w:hint="eastAsia"/>
+              </w:rPr>
+            </w:pPr>
+            <w:r>
+              <w:rPr>
+                <w:rFonts w:hint="eastAsia"/>
+              </w:rPr>
+              <w:t>W</w:t>
+            </w:r>
+          </w:p>
+        </w:tc>
+        <w:tc>
+          <w:tcPr>
+            <w:tcW w:w="5097" w:type="dxa"/>
+            <w:shd w:val="clear" w:color="auto" w:fill="C1F0C7" w:themeFill="accent3" w:themeFillTint="33"/>
+            <w:vAlign w:val="center"/>
+          </w:tcPr>
+          <w:p>
+            <w:pPr>
+              <w:rPr>
+                <w:rFonts w:hint="eastAsia"/>
+              </w:rPr>
+            </w:pPr>
+            <w:r>
+              <w:rPr>
+                <w:rFonts w:hint="eastAsia"/>
+              </w:rPr>
+              <w:t>OPLL-2 Register Data Port</w:t>
+            </w:r>
+          </w:p>
+        </w:tc>
+      </w:tr>
+      <w:tr>
+        <w:tc>
+          <w:tcPr>
+            <w:tcW w:w="1838" w:type="dxa"/>
+            <w:shd w:val="clear" w:color="auto" w:fill="C1F0C7" w:themeFill="accent3" w:themeFillTint="33"/>
+            <w:vAlign w:val="center"/>
+          </w:tcPr>
+          <w:p>
+            <w:pPr>
+              <w:rPr>
+                <w:rFonts w:hint="eastAsia"/>
+              </w:rPr>
+            </w:pPr>
+            <w:r>
+              <w:rPr>
+                <w:rFonts w:hint="eastAsia"/>
+              </w:rPr>
+              <w:t>7FF4h</w:t>
+            </w:r>
+          </w:p>
+        </w:tc>
+        <w:tc>
+          <w:tcPr>
+            <w:tcW w:w="1559" w:type="dxa"/>
+            <w:shd w:val="clear" w:color="auto" w:fill="C1F0C7" w:themeFill="accent3" w:themeFillTint="33"/>
+            <w:vAlign w:val="center"/>
+          </w:tcPr>
+          <w:p>
+            <w:pPr>
+              <w:rPr>
+                <w:rFonts w:hint="eastAsia"/>
+              </w:rPr>
+            </w:pPr>
+            <w:r>
+              <w:rPr>
+                <w:rFonts w:hint="eastAsia"/>
+              </w:rPr>
+              <w:t>W</w:t>
+            </w:r>
+          </w:p>
+        </w:tc>
+        <w:tc>
+          <w:tcPr>
+            <w:tcW w:w="5097" w:type="dxa"/>
+            <w:shd w:val="clear" w:color="auto" w:fill="C1F0C7" w:themeFill="accent3" w:themeFillTint="33"/>
+            <w:vAlign w:val="center"/>
+          </w:tcPr>
+          <w:p>
+            <w:pPr>
+              <w:rPr>
+                <w:rFonts w:hint="eastAsia"/>
+              </w:rPr>
+            </w:pPr>
+            <w:r>
+              <w:rPr>
+                <w:rFonts w:hint="eastAsia"/>
+              </w:rPr>
+              <w:t>OPLL-1 Register Address Port</w:t>
+            </w:r>
+          </w:p>
+        </w:tc>
+      </w:tr>
+      <w:tr>
+        <w:tc>
+          <w:tcPr>
+            <w:tcW w:w="1838" w:type="dxa"/>
+            <w:shd w:val="clear" w:color="auto" w:fill="C1F0C7" w:themeFill="accent3" w:themeFillTint="33"/>
+            <w:vAlign w:val="center"/>
+          </w:tcPr>
+          <w:p>
+            <w:pPr>
+              <w:rPr>
+                <w:rFonts w:hint="eastAsia"/>
+              </w:rPr>
+            </w:pPr>
+            <w:r>
+              <w:rPr>
+                <w:rFonts w:hint="eastAsia"/>
+              </w:rPr>
+              <w:t>7FF5h</w:t>
+            </w:r>
+          </w:p>
+        </w:tc>
+        <w:tc>
+          <w:tcPr>
+            <w:tcW w:w="1559" w:type="dxa"/>
+            <w:shd w:val="clear" w:color="auto" w:fill="C1F0C7" w:themeFill="accent3" w:themeFillTint="33"/>
+            <w:vAlign w:val="center"/>
+          </w:tcPr>
+          <w:p>
+            <w:pPr>
+              <w:rPr>
+                <w:rFonts w:hint="eastAsia"/>
+              </w:rPr>
+            </w:pPr>
+            <w:r>
+              <w:rPr>
+                <w:rFonts w:hint="eastAsia"/>
+              </w:rPr>
+              <w:t>W</w:t>
+            </w:r>
+          </w:p>
+        </w:tc>
+        <w:tc>
+          <w:tcPr>
+            <w:tcW w:w="5097" w:type="dxa"/>
+            <w:shd w:val="clear" w:color="auto" w:fill="C1F0C7" w:themeFill="accent3" w:themeFillTint="33"/>
+            <w:vAlign w:val="center"/>
+          </w:tcPr>
+          <w:p>
+            <w:pPr>
+              <w:rPr>
+                <w:rFonts w:hint="eastAsia"/>
+              </w:rPr>
+            </w:pPr>
+            <w:r>
+              <w:rPr>
+                <w:rFonts w:hint="eastAsia"/>
+              </w:rPr>
+              <w:t>OPLL-1 Register Data Port</w:t>
+            </w:r>
+          </w:p>
+        </w:tc>
+      </w:tr>
+      <w:tr>
+        <w:tc>
+          <w:tcPr>
+            <w:tcW w:w="1838" w:type="dxa"/>
+            <w:shd w:val="clear" w:color="auto" w:fill="C1F0C7" w:themeFill="accent3" w:themeFillTint="33"/>
+            <w:vAlign w:val="center"/>
+          </w:tcPr>
+          <w:p>
+            <w:pPr>
+              <w:rPr>
+                <w:rFonts w:hint="eastAsia"/>
+              </w:rPr>
+            </w:pPr>
+            <w:r>
+              <w:rPr>
+                <w:rFonts w:hint="eastAsia"/>
+              </w:rPr>
+              <w:t>7FF6h</w:t>
+            </w:r>
+          </w:p>
+        </w:tc>
+        <w:tc>
+          <w:tcPr>
+            <w:tcW w:w="1559" w:type="dxa"/>
+            <w:shd w:val="clear" w:color="auto" w:fill="C1F0C7" w:themeFill="accent3" w:themeFillTint="33"/>
+            <w:vAlign w:val="center"/>
+          </w:tcPr>
+          <w:p>
+            <w:pPr>
+              <w:rPr>
+                <w:rFonts w:hint="eastAsia"/>
+              </w:rPr>
+            </w:pPr>
+            <w:r>
+              <w:rPr>
+                <w:rFonts w:hint="eastAsia"/>
+              </w:rPr>
+              <w:t>W</w:t>
+            </w:r>
+          </w:p>
+        </w:tc>
+        <w:tc>
+          <w:tcPr>
+            <w:tcW w:w="5097" w:type="dxa"/>
+            <w:shd w:val="clear" w:color="auto" w:fill="C1F0C7" w:themeFill="accent3" w:themeFillTint="33"/>
+            <w:vAlign w:val="center"/>
+          </w:tcPr>
+          <w:p>
+            <w:pPr>
+              <w:rPr>
+                <w:rFonts w:hint="eastAsia"/>
+              </w:rPr>
+            </w:pPr>
+            <w:r>
+              <w:rPr>
+                <w:rFonts w:hint="eastAsia"/>
+              </w:rPr>
+              <w:t>OPLL I/O Enabler</w:t>
+            </w:r>
+          </w:p>
+        </w:tc>
+      </w:tr>
+      <w:tr>
+        <w:tc>
+          <w:tcPr>
+            <w:tcW w:w="1838" w:type="dxa"/>
+            <w:shd w:val="clear" w:color="auto" w:fill="C1F0C7" w:themeFill="accent3" w:themeFillTint="33"/>
+            <w:vAlign w:val="center"/>
+          </w:tcPr>
+          <w:p>
+            <w:pPr>
+              <w:rPr>
+                <w:rFonts w:hint="eastAsia"/>
+              </w:rPr>
+            </w:pPr>
+            <w:r>
+              <w:rPr>
+                <w:rFonts w:hint="eastAsia"/>
+              </w:rPr>
+              <w:t>7FFFh</w:t>
+            </w:r>
+          </w:p>
+        </w:tc>
+        <w:tc>
+          <w:tcPr>
+            <w:tcW w:w="1559" w:type="dxa"/>
+            <w:shd w:val="clear" w:color="auto" w:fill="C1F0C7" w:themeFill="accent3" w:themeFillTint="33"/>
+            <w:vAlign w:val="center"/>
+          </w:tcPr>
+          <w:p>
+            <w:pPr>
+              <w:rPr>
+                <w:rFonts w:hint="eastAsia"/>
+              </w:rPr>
+            </w:pPr>
+            <w:r>
+              <w:rPr>
+                <w:rFonts w:hint="eastAsia"/>
+              </w:rPr>
+              <w:t>W</w:t>
+            </w:r>
+          </w:p>
+        </w:tc>
+        <w:tc>
+          <w:tcPr>
+            <w:tcW w:w="5097" w:type="dxa"/>
+            <w:shd w:val="clear" w:color="auto" w:fill="C1F0C7" w:themeFill="accent3" w:themeFillTint="33"/>
+            <w:vAlign w:val="center"/>
+          </w:tcPr>
+          <w:p>
+            <w:pPr>
+              <w:rPr>
+                <w:rFonts w:hint="eastAsia"/>
+              </w:rPr>
+            </w:pPr>
+            <w:r>
+              <w:rPr>
+                <w:rFonts w:hint="eastAsia"/>
+              </w:rPr>
+              <w:t>I/O Enabler</w:t>
+            </w:r>
+          </w:p>
+        </w:tc>
+      </w:tr>
+      <w:tr>
+        <w:tc>
+          <w:tcPr>
+            <w:tcW w:w="1838" w:type="dxa"/>
+            <w:shd w:val="clear" w:color="auto" w:fill="F2CEED" w:themeFill="accent5" w:themeFillTint="33"/>
+            <w:vAlign w:val="center"/>
+          </w:tcPr>
+          <w:p>
+            <w:pPr>
+              <w:rPr>
+                <w:rFonts w:hint="eastAsia"/>
+              </w:rPr>
+            </w:pPr>
+            <w:r>
+              <w:rPr>
+                <w:rFonts w:hint="eastAsia"/>
+              </w:rPr>
+              <w:t>9000h</w:t>
+            </w:r>
+          </w:p>
+        </w:tc>
+        <w:tc>
+          <w:tcPr>
+            <w:tcW w:w="1559" w:type="dxa"/>
+            <w:shd w:val="clear" w:color="auto" w:fill="F2CEED" w:themeFill="accent5" w:themeFillTint="33"/>
+            <w:vAlign w:val="center"/>
+          </w:tcPr>
+          <w:p>
+            <w:pPr>
+              <w:rPr>
+                <w:rFonts w:hint="eastAsia"/>
+              </w:rPr>
+            </w:pPr>
+            <w:r>
+              <w:rPr>
+                <w:rFonts w:hint="eastAsia"/>
+              </w:rPr>
+              <w:t>W</w:t>
+            </w:r>
+          </w:p>
+        </w:tc>
+        <w:tc>
+          <w:tcPr>
+            <w:tcW w:w="5097" w:type="dxa"/>
+            <w:shd w:val="clear" w:color="auto" w:fill="F2CEED" w:themeFill="accent5" w:themeFillTint="33"/>
+            <w:vAlign w:val="center"/>
+          </w:tcPr>
+          <w:p>
+            <w:r>
+              <w:rPr>
+                <w:rFonts w:hint="eastAsia"/>
+              </w:rPr>
+              <w:t>BANK2レジスタ:※互換モード時出現</w:t>
+            </w:r>
+          </w:p>
+          <w:p>
+            <w:pPr>
+              <w:rPr>
+                <w:rFonts w:hint="eastAsia"/>
+              </w:rPr>
+            </w:pPr>
+            <w:r>
+              <w:rPr>
+                <w:rFonts w:hint="eastAsia"/>
+              </w:rPr>
+              <w:t>(9001h～97FFh にミラーあり)</w:t>
+            </w:r>
+          </w:p>
+        </w:tc>
+      </w:tr>
+      <w:tr>
+        <w:tc>
+          <w:tcPr>
+            <w:tcW w:w="1838" w:type="dxa"/>
+            <w:shd w:val="clear" w:color="auto" w:fill="F2CEED" w:themeFill="accent5" w:themeFillTint="33"/>
+            <w:vAlign w:val="center"/>
+          </w:tcPr>
+          <w:p>
+            <w:pPr>
+              <w:rPr>
+                <w:rFonts w:hint="eastAsia"/>
+              </w:rPr>
+            </w:pPr>
+            <w:r>
+              <w:rPr>
+                <w:rFonts w:hint="eastAsia"/>
+              </w:rPr>
+              <w:t>B000h</w:t>
+            </w:r>
+          </w:p>
+        </w:tc>
+        <w:tc>
+          <w:tcPr>
+            <w:tcW w:w="1559" w:type="dxa"/>
+            <w:shd w:val="clear" w:color="auto" w:fill="F2CEED" w:themeFill="accent5" w:themeFillTint="33"/>
+            <w:vAlign w:val="center"/>
+          </w:tcPr>
+          <w:p>
+            <w:pPr>
+              <w:rPr>
+                <w:rFonts w:hint="eastAsia"/>
+              </w:rPr>
+            </w:pPr>
+            <w:r>
+              <w:rPr>
+                <w:rFonts w:hint="eastAsia"/>
+              </w:rPr>
+              <w:t>W</w:t>
+            </w:r>
+          </w:p>
+        </w:tc>
+        <w:tc>
+          <w:tcPr>
+            <w:tcW w:w="5097" w:type="dxa"/>
+            <w:shd w:val="clear" w:color="auto" w:fill="F2CEED" w:themeFill="accent5" w:themeFillTint="33"/>
+            <w:vAlign w:val="center"/>
+          </w:tcPr>
+          <w:p>
+            <w:r>
+              <w:rPr>
+                <w:rFonts w:hint="eastAsia"/>
+              </w:rPr>
+              <w:t>BANK3レジスタ:※互換モード時出現</w:t>
+            </w:r>
+          </w:p>
+          <w:p>
+            <w:pPr>
+              <w:rPr>
+                <w:rFonts w:hint="eastAsia"/>
+              </w:rPr>
+            </w:pPr>
+            <w:r>
+              <w:rPr>
+                <w:rFonts w:hint="eastAsia"/>
+              </w:rPr>
+              <w:t>(B001h～B7FFh にミラーあり)</w:t>
+            </w:r>
+          </w:p>
+        </w:tc>
+      </w:tr>
+    </w:tbl>
+    <w:p>
+      <w:pPr>
         <w:pStyle w:val="2"/>
       </w:pPr>
       <w:bookmarkStart w:id="8" w:name="_Toc223069094"/>
       <w:r>
+        <w:lastRenderedPageBreak/>
         <w:t xml:space="preserve">3.2 </w:t>
       </w:r>
       <w:r>
@@ -2732,7 +4184,6 @@
         <w:rPr>
           <w:rFonts w:hint="eastAsia"/>
         </w:rPr>
-        <w:lastRenderedPageBreak/>
         <w:t>3.4 OPL2+ADPCMレジスタへのアクセス</w:t>
       </w:r>
       <w:bookmarkEnd w:id="10"/>
@@ -2805,6 +4256,7 @@
         <w:rPr>
           <w:noProof/>
         </w:rPr>
+        <w:lastRenderedPageBreak/>
         <w:drawing>
           <wp:inline distT="0" distB="0" distL="0" distR="0" wp14:anchorId="54069890" wp14:editId="0179BED1">
             <wp:extent cx="2620370" cy="3256746"/>
@@ -2853,14 +4305,7 @@
         <w:rPr>
           <w:rFonts w:hint="eastAsia"/>
         </w:rPr>
-        <w:t xml:space="preserve">　上図の左側に書かれている数値は、メモリIC上のアドレスであり、MSXから見えるア</w:t>
-      </w:r>
-      <w:r>
-        <w:rPr>
-          <w:rFonts w:hint="eastAsia"/>
-        </w:rPr>
-        <w:lastRenderedPageBreak/>
-        <w:t>ドレスではないことに注意が必要です。MSXからはZ80の64KBの空間しか見えませんが、この中の４つのBANK#を任意に選んで、MSXのカートリッジスロットに出現させることができます。出現させられる場所は固定であり、下記のとおりです。</w:t>
+        <w:t xml:space="preserve">　上図の左側に書かれている数値は、メモリIC上のアドレスであり、MSXから見えるアドレスではないことに注意が必要です。MSXからはZ80の64KBの空間しか見えませんが、この中の４つのBANK#を任意に選んで、MSXのカートリッジスロットに出現させることができます。出現させられる場所は固定であり、下記のとおりです。</w:t>
       </w:r>
     </w:p>
     <w:p/>
@@ -2916,16 +4361,18 @@
       </w:r>
     </w:p>
     <w:p>
-      <w:pPr>
+      <w:r>
         <w:rPr>
           <w:rFonts w:hint="eastAsia"/>
         </w:rPr>
-      </w:pPr>
+        <w:t xml:space="preserve">　左側に書かれている数値はアドレス値であり、本カートリッジを装着したスロットの 0000h～FFFFh にこれが出現します。この BANK0 にどのBANK# を出現させるのか指定するレジスタが BANK0レジスタ。同様に BANK1, BANK2, BANK3 にも BANK1レ</w:t>
+      </w:r>
       <w:r>
         <w:rPr>
           <w:rFonts w:hint="eastAsia"/>
         </w:rPr>
-        <w:t xml:space="preserve">　左側に書かれている数値はアドレス値であり、本カートリッジを装着したスロットの 0000h～FFFFh にこれが出現します。この BANK0 にどのBANK# を出現させるのか指定するレジスタが BANK0レジスタ。同様に BANK1, BANK2, BANK3 にも BANK1レジスタ、BANK2レジスタ、BANK3レジスタが存在しています。その場所については後述します。BANK0レジスタとBANK1レジスタを同じ値にすると、BANK0とBANK1に同じBANK#が出現します。MSXからは同じ内容に見えます。</w:t>
+        <w:lastRenderedPageBreak/>
+        <w:t>ジスタ、BANK2レジスタ、BANK3レジスタが存在しています。その場所については後述します。BANK0レジスタとBANK1レジスタを同じ値にすると、BANK0とBANK1に同じBANK#が出現します。MSXからは同じ内容に見えます。</w:t>
       </w:r>
     </w:p>
     <w:p>
@@ -2945,11 +4392,6 @@
       </w:r>
     </w:p>
     <w:p>
-      <w:pPr>
-        <w:rPr>
-          <w:rFonts w:hint="eastAsia"/>
-        </w:rPr>
-      </w:pPr>
       <w:r>
         <w:rPr>
           <w:rFonts w:hint="eastAsia"/>
@@ -2972,7 +4414,6 @@
         <w:rPr>
           <w:rFonts w:hint="eastAsia"/>
         </w:rPr>
-        <w:lastRenderedPageBreak/>
         <w:t>5</w:t>
       </w:r>
       <w:r>
@@ -3427,6 +4868,7 @@
         <w:rPr>
           <w:rFonts w:hint="eastAsia"/>
         </w:rPr>
+        <w:lastRenderedPageBreak/>
         <w:t>6</w:t>
       </w:r>
       <w:r>
@@ -3544,7 +4986,6 @@
         <w:rPr>
           <w:rFonts w:hint="eastAsia"/>
         </w:rPr>
-        <w:lastRenderedPageBreak/>
         <w:t xml:space="preserve">　割り込みを発生させるのは、MSX-TIMER と OPL2内蔵タイマーの２種類が存在します。</w:t>
       </w:r>
     </w:p>
@@ -3662,6 +5103,7 @@
         </w:numPr>
       </w:pPr>
       <w:r>
+        <w:lastRenderedPageBreak/>
         <w:t>Z80 CPU User Manual</w:t>
       </w:r>
     </w:p>
@@ -6069,7 +7511,6 @@
   <w:style w:type="character" w:default="1" w:styleId="a0">
     <w:name w:val="Default Paragraph Font"/>
     <w:uiPriority w:val="1"/>
-    <w:semiHidden/>
     <w:unhideWhenUsed/>
   </w:style>
   <w:style w:type="table" w:default="1" w:styleId="a1">
@@ -6430,6 +7871,22 @@
       <w:u w:val="single"/>
     </w:rPr>
   </w:style>
+  <w:style w:type="table" w:styleId="ac">
+    <w:name w:val="Table Grid"/>
+    <w:basedOn w:val="a1"/>
+    <w:uiPriority w:val="39"/>
+    <w:rsid w:val="00527242"/>
+    <w:tblPr>
+      <w:tblBorders>
+        <w:top w:val="single" w:sz="4" w:space="0" w:color="auto"/>
+        <w:left w:val="single" w:sz="4" w:space="0" w:color="auto"/>
+        <w:bottom w:val="single" w:sz="4" w:space="0" w:color="auto"/>
+        <w:right w:val="single" w:sz="4" w:space="0" w:color="auto"/>
+        <w:insideH w:val="single" w:sz="4" w:space="0" w:color="auto"/>
+        <w:insideV w:val="single" w:sz="4" w:space="0" w:color="auto"/>
+      </w:tblBorders>
+    </w:tblPr>
+  </w:style>
 </w:styles>
 </file>
 
